--- a/arena-code/docs/감정평가사_동차합격_패키지/Glossary_12yo.docx
+++ b/arena-code/docs/감정평가사_동차합격_패키지/Glossary_12yo.docx
@@ -4,15 +4,17 @@
   <w:body>
     <w:p>
       <w:pPr>
+        <w:spacing w:after="40"/>
         <w:jc w:val="center"/>
       </w:pPr>
       <w:r>
         <w:rPr>
+          <w:rFonts w:ascii="Malgun Gothic" w:hAnsi="Malgun Gothic"/>
           <w:b/>
           <w:color w:val="0B6EFD"/>
-          <w:sz w:val="20"/>
+          <w:sz w:val="18"/>
         </w:rPr>
-        <w:t>12살도 이해하는</w:t>
+        <w:t>12살도 이해하는  ·  시험에 바로 쓰는</w:t>
       </w:r>
     </w:p>
     <w:p>
@@ -22,6 +24,7 @@
       </w:pPr>
       <w:r>
         <w:rPr>
+          <w:rFonts w:ascii="Malgun Gothic" w:hAnsi="Malgun Gothic"/>
           <w:color w:val="0B1A3A"/>
           <w:sz w:val="52"/>
         </w:rPr>
@@ -32,14 +35,30 @@
     </w:p>
     <w:p>
       <w:pPr>
+        <w:spacing w:before="80"/>
         <w:jc w:val="center"/>
       </w:pPr>
       <w:r>
         <w:rPr>
+          <w:rFonts w:ascii="Malgun Gothic" w:hAnsi="Malgun Gothic"/>
+          <w:b/>
+          <w:color w:val="D46B08"/>
+          <w:sz w:val="20"/>
+        </w:rPr>
+        <w:t>개정판 v2.1  ·  A구역 11개 상세 성명(설명문) + 시가주의 예외 7가지 추가</w:t>
+      </w:r>
+    </w:p>
+    <w:p>
+      <w:pPr>
+        <w:jc w:val="center"/>
+      </w:pPr>
+      <w:r>
+        <w:rPr>
+          <w:rFonts w:ascii="Malgun Gothic" w:hAnsi="Malgun Gothic"/>
           <w:color w:val="6B7A9A"/>
-          <w:sz w:val="18"/>
+          <w:sz w:val="16"/>
         </w:rPr>
-        <w:t>TOOAI · REA 5층 · 12살 설명 검증 · 동차 합격 패키지 01</w:t>
+        <w:t>TOOAI · REA 5층  ·  12살 설명 검증  ·  동차 합격 패키지 01  ·  2026.10.23 개정</w:t>
       </w:r>
     </w:p>
     <w:p>
@@ -49,7 +68,7 @@
       <w:r>
         <w:drawing>
           <wp:inline xmlns:a="http://schemas.openxmlformats.org/drawingml/2006/main" xmlns:pic="http://schemas.openxmlformats.org/drawingml/2006/picture">
-            <wp:extent cx="4754880" cy="7132320"/>
+            <wp:extent cx="4572000" cy="6858000"/>
             <wp:docPr id="1" name="Picture 1"/>
             <wp:cNvGraphicFramePr>
               <a:graphicFrameLocks noChangeAspect="1"/>
@@ -70,7 +89,7 @@
                   <pic:spPr>
                     <a:xfrm>
                       <a:off x="0" y="0"/>
-                      <a:ext cx="4754880" cy="7132320"/>
+                      <a:ext cx="4572000" cy="6858000"/>
                     </a:xfrm>
                     <a:prstGeom prst="rect"/>
                   </pic:spPr>
@@ -83,28 +102,197 @@
     </w:p>
     <w:p>
       <w:pPr>
+        <w:spacing w:before="80" w:after="80"/>
+        <w:ind w:left="144" w:right="144"/>
+        <w:jc w:val="left"/>
+        <w:shd w:val="clear" w:fill="FFF7E6"/>
+      </w:pPr>
+      <w:r>
+        <w:rPr>
+          <w:rFonts w:ascii="Malgun Gothic" w:hAnsi="Malgun Gothic"/>
+          <w:b w:val="0"/>
+          <w:i w:val="0"/>
+          <w:color w:val="5F3C00"/>
+          <w:sz w:val="16"/>
+        </w:rPr>
+        <w:t>📌 개정 이력  v2.1 (2026.10.23) — ① A구역 11개 ‘시험 포인트’ 각각을 12살 비유 + 시험 서술문장으로 풀어쓴 상세 성명(설명문) 11편 추가  ② 시가주의 원칙 vs 예외 7가지 대조표·암기문장 추가  ③ 기존 60개 표는 그대로 유지 — 프린트해 벽에 붙여 사용</w:t>
+      </w:r>
+    </w:p>
+    <w:p>
+      <w:pPr>
+        <w:spacing w:before="120"/>
         <w:jc w:val="center"/>
       </w:pPr>
       <w:r>
         <w:rPr>
+          <w:rFonts w:ascii="Malgun Gothic" w:hAnsi="Malgun Gothic"/>
           <w:i/>
           <w:color w:val="6B7A9A"/>
-          <w:sz w:val="16"/>
+          <w:sz w:val="15"/>
         </w:rPr>
-        <w:t>왼쪽 시험 단어 → 가운데 12살 설명 → 오른쪽 시험 포인트  /  프린트해 벽에 붙이기</w:t>
-      </w:r>
-    </w:p>
-    <w:p>
-      <w:r>
-        <w:br w:type="page"/>
+        <w:t>왼쪽 시험 단어 → 가운데 12살 설명 → 오른쪽 시험 포인트  /  개정 추가분(p.5~)은 서술형 답안에 그대로 쓰세요</w:t>
       </w:r>
     </w:p>
     <w:p>
       <w:pPr>
         <w:pStyle w:val="Heading1"/>
+        <w:spacing w:before="200" w:after="120"/>
+        <w:jc w:val="left"/>
       </w:pPr>
       <w:r>
         <w:rPr>
+          <w:rFonts w:ascii="Malgun Gothic" w:hAnsi="Malgun Gothic"/>
+          <w:b/>
+          <w:color w:val="0B1A3A"/>
+        </w:rPr>
+        <w:t>차례</w:t>
+      </w:r>
+    </w:p>
+    <w:p>
+      <w:pPr>
+        <w:pStyle w:val="ListBullet"/>
+        <w:spacing w:after="20"/>
+        <w:ind w:left="288"/>
+      </w:pPr>
+      <w:r>
+        <w:rPr>
+          <w:rFonts w:ascii="Malgun Gothic" w:hAnsi="Malgun Gothic"/>
+          <w:color w:val="333333"/>
+          <w:sz w:val="16"/>
+        </w:rPr>
+        <w:t>A. 부동산학원론 · 감정평가이론 — 집값 원리 (11개) … p.2</w:t>
+      </w:r>
+    </w:p>
+    <w:p>
+      <w:pPr>
+        <w:pStyle w:val="ListBullet"/>
+        <w:spacing w:after="20"/>
+        <w:ind w:left="288"/>
+      </w:pPr>
+      <w:r>
+        <w:rPr>
+          <w:rFonts w:ascii="Malgun Gothic" w:hAnsi="Malgun Gothic"/>
+          <w:color w:val="333333"/>
+          <w:sz w:val="16"/>
+        </w:rPr>
+        <w:t>B. 경제학원론 — 돈의 흐름 (7개) … p.3</w:t>
+      </w:r>
+    </w:p>
+    <w:p>
+      <w:pPr>
+        <w:pStyle w:val="ListBullet"/>
+        <w:spacing w:after="20"/>
+        <w:ind w:left="288"/>
+      </w:pPr>
+      <w:r>
+        <w:rPr>
+          <w:rFonts w:ascii="Malgun Gothic" w:hAnsi="Malgun Gothic"/>
+          <w:color w:val="333333"/>
+          <w:sz w:val="16"/>
+        </w:rPr>
+        <w:t>C. 회계학 — 장부 (6개) … p.3</w:t>
+      </w:r>
+    </w:p>
+    <w:p>
+      <w:pPr>
+        <w:pStyle w:val="ListBullet"/>
+        <w:spacing w:after="20"/>
+        <w:ind w:left="288"/>
+      </w:pPr>
+      <w:r>
+        <w:rPr>
+          <w:rFonts w:ascii="Malgun Gothic" w:hAnsi="Malgun Gothic"/>
+          <w:color w:val="333333"/>
+          <w:sz w:val="16"/>
+        </w:rPr>
+        <w:t>D. 민법 — 약속·소유 (8개) … p.3</w:t>
+      </w:r>
+    </w:p>
+    <w:p>
+      <w:pPr>
+        <w:pStyle w:val="ListBullet"/>
+        <w:spacing w:after="20"/>
+        <w:ind w:left="288"/>
+      </w:pPr>
+      <w:r>
+        <w:rPr>
+          <w:rFonts w:ascii="Malgun Gothic" w:hAnsi="Malgun Gothic"/>
+          <w:color w:val="333333"/>
+          <w:sz w:val="16"/>
+        </w:rPr>
+        <w:t>E. 관계법규·보상법규 — 법 10개 (11개) … p.4</w:t>
+      </w:r>
+    </w:p>
+    <w:p>
+      <w:pPr>
+        <w:pStyle w:val="ListBullet"/>
+        <w:spacing w:after="20"/>
+        <w:ind w:left="288"/>
+      </w:pPr>
+      <w:r>
+        <w:rPr>
+          <w:rFonts w:ascii="Malgun Gothic" w:hAnsi="Malgun Gothic"/>
+          <w:color w:val="333333"/>
+          <w:sz w:val="16"/>
+        </w:rPr>
+        <w:t>F. 실무·이론 심화 — 2차 (6개) … p.4</w:t>
+      </w:r>
+    </w:p>
+    <w:p>
+      <w:pPr>
+        <w:pStyle w:val="ListBullet"/>
+        <w:spacing w:after="20"/>
+        <w:ind w:left="288"/>
+      </w:pPr>
+      <w:r>
+        <w:rPr>
+          <w:rFonts w:ascii="Malgun Gothic" w:hAnsi="Malgun Gothic"/>
+          <w:color w:val="333333"/>
+          <w:sz w:val="16"/>
+        </w:rPr>
+        <w:t>★ 개정 추가 1: A구역 11개 시험 포인트 상세 성명(설명문) … p.5</w:t>
+      </w:r>
+    </w:p>
+    <w:p>
+      <w:pPr>
+        <w:pStyle w:val="ListBullet"/>
+        <w:spacing w:after="20"/>
+        <w:ind w:left="288"/>
+      </w:pPr>
+      <w:r>
+        <w:rPr>
+          <w:rFonts w:ascii="Malgun Gothic" w:hAnsi="Malgun Gothic"/>
+          <w:color w:val="333333"/>
+          <w:sz w:val="16"/>
+        </w:rPr>
+        <w:t>★ 개정 추가 2: 시가주의 원칙 vs 예외 7가지 … p.9</w:t>
+      </w:r>
+    </w:p>
+    <w:p>
+      <w:pPr>
+        <w:pStyle w:val="ListBullet"/>
+        <w:spacing w:after="20"/>
+        <w:ind w:left="288"/>
+      </w:pPr>
+      <w:r>
+        <w:rPr>
+          <w:rFonts w:ascii="Malgun Gothic" w:hAnsi="Malgun Gothic"/>
+          <w:color w:val="333333"/>
+          <w:sz w:val="16"/>
+        </w:rPr>
+        <w:t>✔ 12살 체크리스트 … p.11</w:t>
+      </w:r>
+    </w:p>
+    <w:p>
+      <w:pPr>
+        <w:pStyle w:val="Heading1"/>
+        <w:spacing w:before="200" w:after="120"/>
+        <w:jc w:val="left"/>
+      </w:pPr>
+      <w:r>
+        <w:rPr>
+          <w:rFonts w:ascii="Malgun Gothic" w:hAnsi="Malgun Gothic"/>
+          <w:b/>
           <w:color w:val="0B1A3A"/>
         </w:rPr>
         <w:t>A. 부동산학원론 · 감정평가이론 — 집값 원리 (11개)</w:t>
@@ -118,14 +306,14 @@
         <w:tblLook w:firstColumn="1" w:firstRow="1" w:lastColumn="0" w:lastRow="0" w:noHBand="0" w:noVBand="1" w:val="04A0"/>
       </w:tblPr>
       <w:tblGrid>
-        <w:gridCol w:w="3504"/>
-        <w:gridCol w:w="3504"/>
-        <w:gridCol w:w="3504"/>
+        <w:gridCol w:w="3552"/>
+        <w:gridCol w:w="3552"/>
+        <w:gridCol w:w="3552"/>
       </w:tblGrid>
       <w:tr>
         <w:tc>
           <w:tcPr>
-            <w:tcW w:type="dxa" w:w="2592"/>
+            <w:tcW w:type="dxa" w:w="2448"/>
             <w:shd w:val="clear" w:fill="0B1A3A"/>
           </w:tcPr>
           <w:p>
@@ -139,7 +327,7 @@
                 <w:rFonts w:ascii="Malgun Gothic" w:hAnsi="Malgun Gothic"/>
                 <w:b/>
                 <w:color w:val="FFFFFF"/>
-                <w:sz w:val="18"/>
+                <w:sz w:val="16"/>
               </w:rPr>
               <w:t>용어</w:t>
             </w:r>
@@ -147,7 +335,7 @@
         </w:tc>
         <w:tc>
           <w:tcPr>
-            <w:tcW w:type="dxa" w:w="4032"/>
+            <w:tcW w:type="dxa" w:w="4176"/>
             <w:shd w:val="clear" w:fill="0B1A3A"/>
           </w:tcPr>
           <w:p>
@@ -161,7 +349,7 @@
                 <w:rFonts w:ascii="Malgun Gothic" w:hAnsi="Malgun Gothic"/>
                 <w:b/>
                 <w:color w:val="FFFFFF"/>
-                <w:sz w:val="18"/>
+                <w:sz w:val="16"/>
               </w:rPr>
               <w:t>12살 설명 (과자·게임 비유)</w:t>
             </w:r>
@@ -169,7 +357,7 @@
         </w:tc>
         <w:tc>
           <w:tcPr>
-            <w:tcW w:type="dxa" w:w="2736"/>
+            <w:tcW w:type="dxa" w:w="2664"/>
             <w:shd w:val="clear" w:fill="0B1A3A"/>
           </w:tcPr>
           <w:p>
@@ -183,7 +371,7 @@
                 <w:rFonts w:ascii="Malgun Gothic" w:hAnsi="Malgun Gothic"/>
                 <w:b/>
                 <w:color w:val="FFFFFF"/>
-                <w:sz w:val="18"/>
+                <w:sz w:val="16"/>
               </w:rPr>
               <w:t>시험 포인트</w:t>
             </w:r>
@@ -193,7 +381,7 @@
       <w:tr>
         <w:tc>
           <w:tcPr>
-            <w:tcW w:type="dxa" w:w="2592"/>
+            <w:tcW w:type="dxa" w:w="2448"/>
           </w:tcPr>
           <w:p>
             <w:pPr>
@@ -214,7 +402,7 @@
         </w:tc>
         <w:tc>
           <w:tcPr>
-            <w:tcW w:type="dxa" w:w="4032"/>
+            <w:tcW w:type="dxa" w:w="4176"/>
           </w:tcPr>
           <w:p>
             <w:pPr>
@@ -234,7 +422,7 @@
         </w:tc>
         <w:tc>
           <w:tcPr>
-            <w:tcW w:type="dxa" w:w="2736"/>
+            <w:tcW w:type="dxa" w:w="2664"/>
           </w:tcPr>
           <w:p>
             <w:pPr>
@@ -257,7 +445,7 @@
       <w:tr>
         <w:tc>
           <w:tcPr>
-            <w:tcW w:type="dxa" w:w="2592"/>
+            <w:tcW w:type="dxa" w:w="2448"/>
           </w:tcPr>
           <w:p>
             <w:pPr>
@@ -278,7 +466,7 @@
         </w:tc>
         <w:tc>
           <w:tcPr>
-            <w:tcW w:type="dxa" w:w="4032"/>
+            <w:tcW w:type="dxa" w:w="4176"/>
           </w:tcPr>
           <w:p>
             <w:pPr>
@@ -298,7 +486,7 @@
         </w:tc>
         <w:tc>
           <w:tcPr>
-            <w:tcW w:type="dxa" w:w="2736"/>
+            <w:tcW w:type="dxa" w:w="2664"/>
           </w:tcPr>
           <w:p>
             <w:pPr>
@@ -321,7 +509,7 @@
       <w:tr>
         <w:tc>
           <w:tcPr>
-            <w:tcW w:type="dxa" w:w="2592"/>
+            <w:tcW w:type="dxa" w:w="2448"/>
           </w:tcPr>
           <w:p>
             <w:pPr>
@@ -342,7 +530,7 @@
         </w:tc>
         <w:tc>
           <w:tcPr>
-            <w:tcW w:type="dxa" w:w="4032"/>
+            <w:tcW w:type="dxa" w:w="4176"/>
           </w:tcPr>
           <w:p>
             <w:pPr>
@@ -362,7 +550,7 @@
         </w:tc>
         <w:tc>
           <w:tcPr>
-            <w:tcW w:type="dxa" w:w="2736"/>
+            <w:tcW w:type="dxa" w:w="2664"/>
           </w:tcPr>
           <w:p>
             <w:pPr>
@@ -385,7 +573,7 @@
       <w:tr>
         <w:tc>
           <w:tcPr>
-            <w:tcW w:type="dxa" w:w="2592"/>
+            <w:tcW w:type="dxa" w:w="2448"/>
           </w:tcPr>
           <w:p>
             <w:pPr>
@@ -406,7 +594,7 @@
         </w:tc>
         <w:tc>
           <w:tcPr>
-            <w:tcW w:type="dxa" w:w="4032"/>
+            <w:tcW w:type="dxa" w:w="4176"/>
           </w:tcPr>
           <w:p>
             <w:pPr>
@@ -426,7 +614,7 @@
         </w:tc>
         <w:tc>
           <w:tcPr>
-            <w:tcW w:type="dxa" w:w="2736"/>
+            <w:tcW w:type="dxa" w:w="2664"/>
           </w:tcPr>
           <w:p>
             <w:pPr>
@@ -449,7 +637,7 @@
       <w:tr>
         <w:tc>
           <w:tcPr>
-            <w:tcW w:type="dxa" w:w="2592"/>
+            <w:tcW w:type="dxa" w:w="2448"/>
           </w:tcPr>
           <w:p>
             <w:pPr>
@@ -470,7 +658,7 @@
         </w:tc>
         <w:tc>
           <w:tcPr>
-            <w:tcW w:type="dxa" w:w="4032"/>
+            <w:tcW w:type="dxa" w:w="4176"/>
           </w:tcPr>
           <w:p>
             <w:pPr>
@@ -490,7 +678,7 @@
         </w:tc>
         <w:tc>
           <w:tcPr>
-            <w:tcW w:type="dxa" w:w="2736"/>
+            <w:tcW w:type="dxa" w:w="2664"/>
           </w:tcPr>
           <w:p>
             <w:pPr>
@@ -513,7 +701,7 @@
       <w:tr>
         <w:tc>
           <w:tcPr>
-            <w:tcW w:type="dxa" w:w="2592"/>
+            <w:tcW w:type="dxa" w:w="2448"/>
           </w:tcPr>
           <w:p>
             <w:pPr>
@@ -534,7 +722,7 @@
         </w:tc>
         <w:tc>
           <w:tcPr>
-            <w:tcW w:type="dxa" w:w="4032"/>
+            <w:tcW w:type="dxa" w:w="4176"/>
           </w:tcPr>
           <w:p>
             <w:pPr>
@@ -554,7 +742,7 @@
         </w:tc>
         <w:tc>
           <w:tcPr>
-            <w:tcW w:type="dxa" w:w="2736"/>
+            <w:tcW w:type="dxa" w:w="2664"/>
           </w:tcPr>
           <w:p>
             <w:pPr>
@@ -577,7 +765,7 @@
       <w:tr>
         <w:tc>
           <w:tcPr>
-            <w:tcW w:type="dxa" w:w="2592"/>
+            <w:tcW w:type="dxa" w:w="2448"/>
           </w:tcPr>
           <w:p>
             <w:pPr>
@@ -598,7 +786,7 @@
         </w:tc>
         <w:tc>
           <w:tcPr>
-            <w:tcW w:type="dxa" w:w="4032"/>
+            <w:tcW w:type="dxa" w:w="4176"/>
           </w:tcPr>
           <w:p>
             <w:pPr>
@@ -618,7 +806,7 @@
         </w:tc>
         <w:tc>
           <w:tcPr>
-            <w:tcW w:type="dxa" w:w="2736"/>
+            <w:tcW w:type="dxa" w:w="2664"/>
           </w:tcPr>
           <w:p>
             <w:pPr>
@@ -641,7 +829,7 @@
       <w:tr>
         <w:tc>
           <w:tcPr>
-            <w:tcW w:type="dxa" w:w="2592"/>
+            <w:tcW w:type="dxa" w:w="2448"/>
           </w:tcPr>
           <w:p>
             <w:pPr>
@@ -662,7 +850,7 @@
         </w:tc>
         <w:tc>
           <w:tcPr>
-            <w:tcW w:type="dxa" w:w="4032"/>
+            <w:tcW w:type="dxa" w:w="4176"/>
           </w:tcPr>
           <w:p>
             <w:pPr>
@@ -682,7 +870,7 @@
         </w:tc>
         <w:tc>
           <w:tcPr>
-            <w:tcW w:type="dxa" w:w="2736"/>
+            <w:tcW w:type="dxa" w:w="2664"/>
           </w:tcPr>
           <w:p>
             <w:pPr>
@@ -705,7 +893,7 @@
       <w:tr>
         <w:tc>
           <w:tcPr>
-            <w:tcW w:type="dxa" w:w="2592"/>
+            <w:tcW w:type="dxa" w:w="2448"/>
           </w:tcPr>
           <w:p>
             <w:pPr>
@@ -726,7 +914,7 @@
         </w:tc>
         <w:tc>
           <w:tcPr>
-            <w:tcW w:type="dxa" w:w="4032"/>
+            <w:tcW w:type="dxa" w:w="4176"/>
           </w:tcPr>
           <w:p>
             <w:pPr>
@@ -746,7 +934,7 @@
         </w:tc>
         <w:tc>
           <w:tcPr>
-            <w:tcW w:type="dxa" w:w="2736"/>
+            <w:tcW w:type="dxa" w:w="2664"/>
           </w:tcPr>
           <w:p>
             <w:pPr>
@@ -769,7 +957,7 @@
       <w:tr>
         <w:tc>
           <w:tcPr>
-            <w:tcW w:type="dxa" w:w="2592"/>
+            <w:tcW w:type="dxa" w:w="2448"/>
           </w:tcPr>
           <w:p>
             <w:pPr>
@@ -790,7 +978,7 @@
         </w:tc>
         <w:tc>
           <w:tcPr>
-            <w:tcW w:type="dxa" w:w="4032"/>
+            <w:tcW w:type="dxa" w:w="4176"/>
           </w:tcPr>
           <w:p>
             <w:pPr>
@@ -810,7 +998,7 @@
         </w:tc>
         <w:tc>
           <w:tcPr>
-            <w:tcW w:type="dxa" w:w="2736"/>
+            <w:tcW w:type="dxa" w:w="2664"/>
           </w:tcPr>
           <w:p>
             <w:pPr>
@@ -833,7 +1021,7 @@
       <w:tr>
         <w:tc>
           <w:tcPr>
-            <w:tcW w:type="dxa" w:w="2592"/>
+            <w:tcW w:type="dxa" w:w="2448"/>
           </w:tcPr>
           <w:p>
             <w:pPr>
@@ -854,7 +1042,7 @@
         </w:tc>
         <w:tc>
           <w:tcPr>
-            <w:tcW w:type="dxa" w:w="4032"/>
+            <w:tcW w:type="dxa" w:w="4176"/>
           </w:tcPr>
           <w:p>
             <w:pPr>
@@ -874,7 +1062,7 @@
         </w:tc>
         <w:tc>
           <w:tcPr>
-            <w:tcW w:type="dxa" w:w="2736"/>
+            <w:tcW w:type="dxa" w:w="2664"/>
           </w:tcPr>
           <w:p>
             <w:pPr>
@@ -897,22 +1085,32 @@
     </w:tbl>
     <w:p>
       <w:pPr>
+        <w:spacing w:before="80" w:after="80"/>
+        <w:ind w:left="144" w:right="144"/>
+        <w:jc w:val="left"/>
         <w:shd w:val="clear" w:fill="FFF7E6"/>
       </w:pPr>
       <w:r>
         <w:rPr>
-          <w:color w:val="996600"/>
-          <w:sz w:val="16"/>
+          <w:rFonts w:ascii="Malgun Gothic" w:hAnsi="Malgun Gothic"/>
+          <w:b w:val="0"/>
+          <w:i w:val="0"/>
+          <w:color w:val="5F3C00"/>
+          <w:sz w:val="15"/>
         </w:rPr>
-        <w:t>💡 읽는 법: 왼쪽을 가리고 가운데 설명으로 맞춰보세요. 맞으면 시험에서도 쓸 수 있습니다.</w:t>
+        <w:t>💡 읽는 법: 왼쪽을 가리고 가운데 설명으로 맞춰보세요. 맞추면 시험에서도 쓸 수 있습니다. — REA 1층 ‘설명 테스트’</w:t>
       </w:r>
     </w:p>
     <w:p>
       <w:pPr>
         <w:pStyle w:val="Heading1"/>
+        <w:spacing w:before="200" w:after="120"/>
+        <w:jc w:val="left"/>
       </w:pPr>
       <w:r>
         <w:rPr>
+          <w:rFonts w:ascii="Malgun Gothic" w:hAnsi="Malgun Gothic"/>
+          <w:b/>
           <w:color w:val="0B1A3A"/>
         </w:rPr>
         <w:t>B. 경제학원론 — 돈의 흐름 (7개)</w:t>
@@ -926,14 +1124,14 @@
         <w:tblLook w:firstColumn="1" w:firstRow="1" w:lastColumn="0" w:lastRow="0" w:noHBand="0" w:noVBand="1" w:val="04A0"/>
       </w:tblPr>
       <w:tblGrid>
-        <w:gridCol w:w="3504"/>
-        <w:gridCol w:w="3504"/>
-        <w:gridCol w:w="3504"/>
+        <w:gridCol w:w="3552"/>
+        <w:gridCol w:w="3552"/>
+        <w:gridCol w:w="3552"/>
       </w:tblGrid>
       <w:tr>
         <w:tc>
           <w:tcPr>
-            <w:tcW w:type="dxa" w:w="2592"/>
+            <w:tcW w:type="dxa" w:w="2448"/>
             <w:shd w:val="clear" w:fill="0B1A3A"/>
           </w:tcPr>
           <w:p>
@@ -947,7 +1145,7 @@
                 <w:rFonts w:ascii="Malgun Gothic" w:hAnsi="Malgun Gothic"/>
                 <w:b/>
                 <w:color w:val="FFFFFF"/>
-                <w:sz w:val="18"/>
+                <w:sz w:val="16"/>
               </w:rPr>
               <w:t>용어</w:t>
             </w:r>
@@ -955,7 +1153,7 @@
         </w:tc>
         <w:tc>
           <w:tcPr>
-            <w:tcW w:type="dxa" w:w="4032"/>
+            <w:tcW w:type="dxa" w:w="4176"/>
             <w:shd w:val="clear" w:fill="0B1A3A"/>
           </w:tcPr>
           <w:p>
@@ -969,7 +1167,7 @@
                 <w:rFonts w:ascii="Malgun Gothic" w:hAnsi="Malgun Gothic"/>
                 <w:b/>
                 <w:color w:val="FFFFFF"/>
-                <w:sz w:val="18"/>
+                <w:sz w:val="16"/>
               </w:rPr>
               <w:t>12살 설명 (과자·게임 비유)</w:t>
             </w:r>
@@ -977,7 +1175,7 @@
         </w:tc>
         <w:tc>
           <w:tcPr>
-            <w:tcW w:type="dxa" w:w="2736"/>
+            <w:tcW w:type="dxa" w:w="2664"/>
             <w:shd w:val="clear" w:fill="0B1A3A"/>
           </w:tcPr>
           <w:p>
@@ -991,7 +1189,7 @@
                 <w:rFonts w:ascii="Malgun Gothic" w:hAnsi="Malgun Gothic"/>
                 <w:b/>
                 <w:color w:val="FFFFFF"/>
-                <w:sz w:val="18"/>
+                <w:sz w:val="16"/>
               </w:rPr>
               <w:t>시험 포인트</w:t>
             </w:r>
@@ -1001,7 +1199,7 @@
       <w:tr>
         <w:tc>
           <w:tcPr>
-            <w:tcW w:type="dxa" w:w="2592"/>
+            <w:tcW w:type="dxa" w:w="2448"/>
           </w:tcPr>
           <w:p>
             <w:pPr>
@@ -1022,7 +1220,7 @@
         </w:tc>
         <w:tc>
           <w:tcPr>
-            <w:tcW w:type="dxa" w:w="4032"/>
+            <w:tcW w:type="dxa" w:w="4176"/>
           </w:tcPr>
           <w:p>
             <w:pPr>
@@ -1042,7 +1240,7 @@
         </w:tc>
         <w:tc>
           <w:tcPr>
-            <w:tcW w:type="dxa" w:w="2736"/>
+            <w:tcW w:type="dxa" w:w="2664"/>
           </w:tcPr>
           <w:p>
             <w:pPr>
@@ -1065,7 +1263,7 @@
       <w:tr>
         <w:tc>
           <w:tcPr>
-            <w:tcW w:type="dxa" w:w="2592"/>
+            <w:tcW w:type="dxa" w:w="2448"/>
           </w:tcPr>
           <w:p>
             <w:pPr>
@@ -1086,7 +1284,7 @@
         </w:tc>
         <w:tc>
           <w:tcPr>
-            <w:tcW w:type="dxa" w:w="4032"/>
+            <w:tcW w:type="dxa" w:w="4176"/>
           </w:tcPr>
           <w:p>
             <w:pPr>
@@ -1106,7 +1304,7 @@
         </w:tc>
         <w:tc>
           <w:tcPr>
-            <w:tcW w:type="dxa" w:w="2736"/>
+            <w:tcW w:type="dxa" w:w="2664"/>
           </w:tcPr>
           <w:p>
             <w:pPr>
@@ -1129,7 +1327,7 @@
       <w:tr>
         <w:tc>
           <w:tcPr>
-            <w:tcW w:type="dxa" w:w="2592"/>
+            <w:tcW w:type="dxa" w:w="2448"/>
           </w:tcPr>
           <w:p>
             <w:pPr>
@@ -1150,7 +1348,7 @@
         </w:tc>
         <w:tc>
           <w:tcPr>
-            <w:tcW w:type="dxa" w:w="4032"/>
+            <w:tcW w:type="dxa" w:w="4176"/>
           </w:tcPr>
           <w:p>
             <w:pPr>
@@ -1170,7 +1368,7 @@
         </w:tc>
         <w:tc>
           <w:tcPr>
-            <w:tcW w:type="dxa" w:w="2736"/>
+            <w:tcW w:type="dxa" w:w="2664"/>
           </w:tcPr>
           <w:p>
             <w:pPr>
@@ -1193,7 +1391,7 @@
       <w:tr>
         <w:tc>
           <w:tcPr>
-            <w:tcW w:type="dxa" w:w="2592"/>
+            <w:tcW w:type="dxa" w:w="2448"/>
           </w:tcPr>
           <w:p>
             <w:pPr>
@@ -1214,7 +1412,7 @@
         </w:tc>
         <w:tc>
           <w:tcPr>
-            <w:tcW w:type="dxa" w:w="4032"/>
+            <w:tcW w:type="dxa" w:w="4176"/>
           </w:tcPr>
           <w:p>
             <w:pPr>
@@ -1234,7 +1432,7 @@
         </w:tc>
         <w:tc>
           <w:tcPr>
-            <w:tcW w:type="dxa" w:w="2736"/>
+            <w:tcW w:type="dxa" w:w="2664"/>
           </w:tcPr>
           <w:p>
             <w:pPr>
@@ -1257,7 +1455,7 @@
       <w:tr>
         <w:tc>
           <w:tcPr>
-            <w:tcW w:type="dxa" w:w="2592"/>
+            <w:tcW w:type="dxa" w:w="2448"/>
           </w:tcPr>
           <w:p>
             <w:pPr>
@@ -1278,7 +1476,7 @@
         </w:tc>
         <w:tc>
           <w:tcPr>
-            <w:tcW w:type="dxa" w:w="4032"/>
+            <w:tcW w:type="dxa" w:w="4176"/>
           </w:tcPr>
           <w:p>
             <w:pPr>
@@ -1298,7 +1496,7 @@
         </w:tc>
         <w:tc>
           <w:tcPr>
-            <w:tcW w:type="dxa" w:w="2736"/>
+            <w:tcW w:type="dxa" w:w="2664"/>
           </w:tcPr>
           <w:p>
             <w:pPr>
@@ -1321,7 +1519,7 @@
       <w:tr>
         <w:tc>
           <w:tcPr>
-            <w:tcW w:type="dxa" w:w="2592"/>
+            <w:tcW w:type="dxa" w:w="2448"/>
           </w:tcPr>
           <w:p>
             <w:pPr>
@@ -1342,7 +1540,7 @@
         </w:tc>
         <w:tc>
           <w:tcPr>
-            <w:tcW w:type="dxa" w:w="4032"/>
+            <w:tcW w:type="dxa" w:w="4176"/>
           </w:tcPr>
           <w:p>
             <w:pPr>
@@ -1362,7 +1560,7 @@
         </w:tc>
         <w:tc>
           <w:tcPr>
-            <w:tcW w:type="dxa" w:w="2736"/>
+            <w:tcW w:type="dxa" w:w="2664"/>
           </w:tcPr>
           <w:p>
             <w:pPr>
@@ -1385,7 +1583,7 @@
       <w:tr>
         <w:tc>
           <w:tcPr>
-            <w:tcW w:type="dxa" w:w="2592"/>
+            <w:tcW w:type="dxa" w:w="2448"/>
           </w:tcPr>
           <w:p>
             <w:pPr>
@@ -1406,7 +1604,7 @@
         </w:tc>
         <w:tc>
           <w:tcPr>
-            <w:tcW w:type="dxa" w:w="4032"/>
+            <w:tcW w:type="dxa" w:w="4176"/>
           </w:tcPr>
           <w:p>
             <w:pPr>
@@ -1426,7 +1624,7 @@
         </w:tc>
         <w:tc>
           <w:tcPr>
-            <w:tcW w:type="dxa" w:w="2736"/>
+            <w:tcW w:type="dxa" w:w="2664"/>
           </w:tcPr>
           <w:p>
             <w:pPr>
@@ -1449,22 +1647,32 @@
     </w:tbl>
     <w:p>
       <w:pPr>
+        <w:spacing w:before="80" w:after="80"/>
+        <w:ind w:left="144" w:right="144"/>
+        <w:jc w:val="left"/>
         <w:shd w:val="clear" w:fill="FFF7E6"/>
       </w:pPr>
       <w:r>
         <w:rPr>
-          <w:color w:val="996600"/>
-          <w:sz w:val="16"/>
+          <w:rFonts w:ascii="Malgun Gothic" w:hAnsi="Malgun Gothic"/>
+          <w:b w:val="0"/>
+          <w:i w:val="0"/>
+          <w:color w:val="5F3C00"/>
+          <w:sz w:val="15"/>
         </w:rPr>
-        <w:t>💡 읽는 법: 왼쪽을 가리고 가운데 설명으로 맞춰보세요. 맞으면 시험에서도 쓸 수 있습니다.</w:t>
+        <w:t>💡 읽는 법: 왼쪽을 가리고 가운데 설명으로 맞춰보세요. 맞추면 시험에서도 쓸 수 있습니다. — REA 1층 ‘설명 테스트’</w:t>
       </w:r>
     </w:p>
     <w:p>
       <w:pPr>
         <w:pStyle w:val="Heading1"/>
+        <w:spacing w:before="200" w:after="120"/>
+        <w:jc w:val="left"/>
       </w:pPr>
       <w:r>
         <w:rPr>
+          <w:rFonts w:ascii="Malgun Gothic" w:hAnsi="Malgun Gothic"/>
+          <w:b/>
           <w:color w:val="0B1A3A"/>
         </w:rPr>
         <w:t>C. 회계학 — 장부 (6개)</w:t>
@@ -1478,14 +1686,14 @@
         <w:tblLook w:firstColumn="1" w:firstRow="1" w:lastColumn="0" w:lastRow="0" w:noHBand="0" w:noVBand="1" w:val="04A0"/>
       </w:tblPr>
       <w:tblGrid>
-        <w:gridCol w:w="3504"/>
-        <w:gridCol w:w="3504"/>
-        <w:gridCol w:w="3504"/>
+        <w:gridCol w:w="3552"/>
+        <w:gridCol w:w="3552"/>
+        <w:gridCol w:w="3552"/>
       </w:tblGrid>
       <w:tr>
         <w:tc>
           <w:tcPr>
-            <w:tcW w:type="dxa" w:w="2592"/>
+            <w:tcW w:type="dxa" w:w="2448"/>
             <w:shd w:val="clear" w:fill="0B1A3A"/>
           </w:tcPr>
           <w:p>
@@ -1499,7 +1707,7 @@
                 <w:rFonts w:ascii="Malgun Gothic" w:hAnsi="Malgun Gothic"/>
                 <w:b/>
                 <w:color w:val="FFFFFF"/>
-                <w:sz w:val="18"/>
+                <w:sz w:val="16"/>
               </w:rPr>
               <w:t>용어</w:t>
             </w:r>
@@ -1507,7 +1715,7 @@
         </w:tc>
         <w:tc>
           <w:tcPr>
-            <w:tcW w:type="dxa" w:w="4032"/>
+            <w:tcW w:type="dxa" w:w="4176"/>
             <w:shd w:val="clear" w:fill="0B1A3A"/>
           </w:tcPr>
           <w:p>
@@ -1521,7 +1729,7 @@
                 <w:rFonts w:ascii="Malgun Gothic" w:hAnsi="Malgun Gothic"/>
                 <w:b/>
                 <w:color w:val="FFFFFF"/>
-                <w:sz w:val="18"/>
+                <w:sz w:val="16"/>
               </w:rPr>
               <w:t>12살 설명 (과자·게임 비유)</w:t>
             </w:r>
@@ -1529,7 +1737,7 @@
         </w:tc>
         <w:tc>
           <w:tcPr>
-            <w:tcW w:type="dxa" w:w="2736"/>
+            <w:tcW w:type="dxa" w:w="2664"/>
             <w:shd w:val="clear" w:fill="0B1A3A"/>
           </w:tcPr>
           <w:p>
@@ -1543,7 +1751,7 @@
                 <w:rFonts w:ascii="Malgun Gothic" w:hAnsi="Malgun Gothic"/>
                 <w:b/>
                 <w:color w:val="FFFFFF"/>
-                <w:sz w:val="18"/>
+                <w:sz w:val="16"/>
               </w:rPr>
               <w:t>시험 포인트</w:t>
             </w:r>
@@ -1553,7 +1761,7 @@
       <w:tr>
         <w:tc>
           <w:tcPr>
-            <w:tcW w:type="dxa" w:w="2592"/>
+            <w:tcW w:type="dxa" w:w="2448"/>
           </w:tcPr>
           <w:p>
             <w:pPr>
@@ -1574,7 +1782,7 @@
         </w:tc>
         <w:tc>
           <w:tcPr>
-            <w:tcW w:type="dxa" w:w="4032"/>
+            <w:tcW w:type="dxa" w:w="4176"/>
           </w:tcPr>
           <w:p>
             <w:pPr>
@@ -1594,7 +1802,7 @@
         </w:tc>
         <w:tc>
           <w:tcPr>
-            <w:tcW w:type="dxa" w:w="2736"/>
+            <w:tcW w:type="dxa" w:w="2664"/>
           </w:tcPr>
           <w:p>
             <w:pPr>
@@ -1617,7 +1825,7 @@
       <w:tr>
         <w:tc>
           <w:tcPr>
-            <w:tcW w:type="dxa" w:w="2592"/>
+            <w:tcW w:type="dxa" w:w="2448"/>
           </w:tcPr>
           <w:p>
             <w:pPr>
@@ -1638,7 +1846,7 @@
         </w:tc>
         <w:tc>
           <w:tcPr>
-            <w:tcW w:type="dxa" w:w="4032"/>
+            <w:tcW w:type="dxa" w:w="4176"/>
           </w:tcPr>
           <w:p>
             <w:pPr>
@@ -1658,7 +1866,7 @@
         </w:tc>
         <w:tc>
           <w:tcPr>
-            <w:tcW w:type="dxa" w:w="2736"/>
+            <w:tcW w:type="dxa" w:w="2664"/>
           </w:tcPr>
           <w:p>
             <w:pPr>
@@ -1681,7 +1889,7 @@
       <w:tr>
         <w:tc>
           <w:tcPr>
-            <w:tcW w:type="dxa" w:w="2592"/>
+            <w:tcW w:type="dxa" w:w="2448"/>
           </w:tcPr>
           <w:p>
             <w:pPr>
@@ -1702,7 +1910,7 @@
         </w:tc>
         <w:tc>
           <w:tcPr>
-            <w:tcW w:type="dxa" w:w="4032"/>
+            <w:tcW w:type="dxa" w:w="4176"/>
           </w:tcPr>
           <w:p>
             <w:pPr>
@@ -1722,7 +1930,7 @@
         </w:tc>
         <w:tc>
           <w:tcPr>
-            <w:tcW w:type="dxa" w:w="2736"/>
+            <w:tcW w:type="dxa" w:w="2664"/>
           </w:tcPr>
           <w:p>
             <w:pPr>
@@ -1745,7 +1953,7 @@
       <w:tr>
         <w:tc>
           <w:tcPr>
-            <w:tcW w:type="dxa" w:w="2592"/>
+            <w:tcW w:type="dxa" w:w="2448"/>
           </w:tcPr>
           <w:p>
             <w:pPr>
@@ -1766,7 +1974,7 @@
         </w:tc>
         <w:tc>
           <w:tcPr>
-            <w:tcW w:type="dxa" w:w="4032"/>
+            <w:tcW w:type="dxa" w:w="4176"/>
           </w:tcPr>
           <w:p>
             <w:pPr>
@@ -1786,7 +1994,7 @@
         </w:tc>
         <w:tc>
           <w:tcPr>
-            <w:tcW w:type="dxa" w:w="2736"/>
+            <w:tcW w:type="dxa" w:w="2664"/>
           </w:tcPr>
           <w:p>
             <w:pPr>
@@ -1809,7 +2017,7 @@
       <w:tr>
         <w:tc>
           <w:tcPr>
-            <w:tcW w:type="dxa" w:w="2592"/>
+            <w:tcW w:type="dxa" w:w="2448"/>
           </w:tcPr>
           <w:p>
             <w:pPr>
@@ -1830,7 +2038,7 @@
         </w:tc>
         <w:tc>
           <w:tcPr>
-            <w:tcW w:type="dxa" w:w="4032"/>
+            <w:tcW w:type="dxa" w:w="4176"/>
           </w:tcPr>
           <w:p>
             <w:pPr>
@@ -1850,7 +2058,7 @@
         </w:tc>
         <w:tc>
           <w:tcPr>
-            <w:tcW w:type="dxa" w:w="2736"/>
+            <w:tcW w:type="dxa" w:w="2664"/>
           </w:tcPr>
           <w:p>
             <w:pPr>
@@ -1873,7 +2081,7 @@
       <w:tr>
         <w:tc>
           <w:tcPr>
-            <w:tcW w:type="dxa" w:w="2592"/>
+            <w:tcW w:type="dxa" w:w="2448"/>
           </w:tcPr>
           <w:p>
             <w:pPr>
@@ -1894,7 +2102,7 @@
         </w:tc>
         <w:tc>
           <w:tcPr>
-            <w:tcW w:type="dxa" w:w="4032"/>
+            <w:tcW w:type="dxa" w:w="4176"/>
           </w:tcPr>
           <w:p>
             <w:pPr>
@@ -1914,7 +2122,7 @@
         </w:tc>
         <w:tc>
           <w:tcPr>
-            <w:tcW w:type="dxa" w:w="2736"/>
+            <w:tcW w:type="dxa" w:w="2664"/>
           </w:tcPr>
           <w:p>
             <w:pPr>
@@ -1937,22 +2145,32 @@
     </w:tbl>
     <w:p>
       <w:pPr>
+        <w:spacing w:before="80" w:after="80"/>
+        <w:ind w:left="144" w:right="144"/>
+        <w:jc w:val="left"/>
         <w:shd w:val="clear" w:fill="FFF7E6"/>
       </w:pPr>
       <w:r>
         <w:rPr>
-          <w:color w:val="996600"/>
-          <w:sz w:val="16"/>
+          <w:rFonts w:ascii="Malgun Gothic" w:hAnsi="Malgun Gothic"/>
+          <w:b w:val="0"/>
+          <w:i w:val="0"/>
+          <w:color w:val="5F3C00"/>
+          <w:sz w:val="15"/>
         </w:rPr>
-        <w:t>💡 읽는 법: 왼쪽을 가리고 가운데 설명으로 맞춰보세요. 맞으면 시험에서도 쓸 수 있습니다.</w:t>
+        <w:t>💡 읽는 법: 왼쪽을 가리고 가운데 설명으로 맞춰보세요. 맞추면 시험에서도 쓸 수 있습니다. — REA 1층 ‘설명 테스트’</w:t>
       </w:r>
     </w:p>
     <w:p>
       <w:pPr>
         <w:pStyle w:val="Heading1"/>
+        <w:spacing w:before="200" w:after="120"/>
+        <w:jc w:val="left"/>
       </w:pPr>
       <w:r>
         <w:rPr>
+          <w:rFonts w:ascii="Malgun Gothic" w:hAnsi="Malgun Gothic"/>
+          <w:b/>
           <w:color w:val="0B1A3A"/>
         </w:rPr>
         <w:t>D. 민법 — 약속·소유 (8개)</w:t>
@@ -1966,14 +2184,14 @@
         <w:tblLook w:firstColumn="1" w:firstRow="1" w:lastColumn="0" w:lastRow="0" w:noHBand="0" w:noVBand="1" w:val="04A0"/>
       </w:tblPr>
       <w:tblGrid>
-        <w:gridCol w:w="3504"/>
-        <w:gridCol w:w="3504"/>
-        <w:gridCol w:w="3504"/>
+        <w:gridCol w:w="3552"/>
+        <w:gridCol w:w="3552"/>
+        <w:gridCol w:w="3552"/>
       </w:tblGrid>
       <w:tr>
         <w:tc>
           <w:tcPr>
-            <w:tcW w:type="dxa" w:w="2592"/>
+            <w:tcW w:type="dxa" w:w="2448"/>
             <w:shd w:val="clear" w:fill="0B1A3A"/>
           </w:tcPr>
           <w:p>
@@ -1987,7 +2205,7 @@
                 <w:rFonts w:ascii="Malgun Gothic" w:hAnsi="Malgun Gothic"/>
                 <w:b/>
                 <w:color w:val="FFFFFF"/>
-                <w:sz w:val="18"/>
+                <w:sz w:val="16"/>
               </w:rPr>
               <w:t>용어</w:t>
             </w:r>
@@ -1995,7 +2213,7 @@
         </w:tc>
         <w:tc>
           <w:tcPr>
-            <w:tcW w:type="dxa" w:w="4032"/>
+            <w:tcW w:type="dxa" w:w="4176"/>
             <w:shd w:val="clear" w:fill="0B1A3A"/>
           </w:tcPr>
           <w:p>
@@ -2009,7 +2227,7 @@
                 <w:rFonts w:ascii="Malgun Gothic" w:hAnsi="Malgun Gothic"/>
                 <w:b/>
                 <w:color w:val="FFFFFF"/>
-                <w:sz w:val="18"/>
+                <w:sz w:val="16"/>
               </w:rPr>
               <w:t>12살 설명 (과자·게임 비유)</w:t>
             </w:r>
@@ -2017,7 +2235,7 @@
         </w:tc>
         <w:tc>
           <w:tcPr>
-            <w:tcW w:type="dxa" w:w="2736"/>
+            <w:tcW w:type="dxa" w:w="2664"/>
             <w:shd w:val="clear" w:fill="0B1A3A"/>
           </w:tcPr>
           <w:p>
@@ -2031,7 +2249,7 @@
                 <w:rFonts w:ascii="Malgun Gothic" w:hAnsi="Malgun Gothic"/>
                 <w:b/>
                 <w:color w:val="FFFFFF"/>
-                <w:sz w:val="18"/>
+                <w:sz w:val="16"/>
               </w:rPr>
               <w:t>시험 포인트</w:t>
             </w:r>
@@ -2041,7 +2259,7 @@
       <w:tr>
         <w:tc>
           <w:tcPr>
-            <w:tcW w:type="dxa" w:w="2592"/>
+            <w:tcW w:type="dxa" w:w="2448"/>
           </w:tcPr>
           <w:p>
             <w:pPr>
@@ -2062,7 +2280,7 @@
         </w:tc>
         <w:tc>
           <w:tcPr>
-            <w:tcW w:type="dxa" w:w="4032"/>
+            <w:tcW w:type="dxa" w:w="4176"/>
           </w:tcPr>
           <w:p>
             <w:pPr>
@@ -2082,7 +2300,7 @@
         </w:tc>
         <w:tc>
           <w:tcPr>
-            <w:tcW w:type="dxa" w:w="2736"/>
+            <w:tcW w:type="dxa" w:w="2664"/>
           </w:tcPr>
           <w:p>
             <w:pPr>
@@ -2105,7 +2323,7 @@
       <w:tr>
         <w:tc>
           <w:tcPr>
-            <w:tcW w:type="dxa" w:w="2592"/>
+            <w:tcW w:type="dxa" w:w="2448"/>
           </w:tcPr>
           <w:p>
             <w:pPr>
@@ -2126,7 +2344,7 @@
         </w:tc>
         <w:tc>
           <w:tcPr>
-            <w:tcW w:type="dxa" w:w="4032"/>
+            <w:tcW w:type="dxa" w:w="4176"/>
           </w:tcPr>
           <w:p>
             <w:pPr>
@@ -2146,7 +2364,7 @@
         </w:tc>
         <w:tc>
           <w:tcPr>
-            <w:tcW w:type="dxa" w:w="2736"/>
+            <w:tcW w:type="dxa" w:w="2664"/>
           </w:tcPr>
           <w:p>
             <w:pPr>
@@ -2169,7 +2387,7 @@
       <w:tr>
         <w:tc>
           <w:tcPr>
-            <w:tcW w:type="dxa" w:w="2592"/>
+            <w:tcW w:type="dxa" w:w="2448"/>
           </w:tcPr>
           <w:p>
             <w:pPr>
@@ -2190,7 +2408,7 @@
         </w:tc>
         <w:tc>
           <w:tcPr>
-            <w:tcW w:type="dxa" w:w="4032"/>
+            <w:tcW w:type="dxa" w:w="4176"/>
           </w:tcPr>
           <w:p>
             <w:pPr>
@@ -2210,7 +2428,7 @@
         </w:tc>
         <w:tc>
           <w:tcPr>
-            <w:tcW w:type="dxa" w:w="2736"/>
+            <w:tcW w:type="dxa" w:w="2664"/>
           </w:tcPr>
           <w:p>
             <w:pPr>
@@ -2233,7 +2451,7 @@
       <w:tr>
         <w:tc>
           <w:tcPr>
-            <w:tcW w:type="dxa" w:w="2592"/>
+            <w:tcW w:type="dxa" w:w="2448"/>
           </w:tcPr>
           <w:p>
             <w:pPr>
@@ -2254,7 +2472,7 @@
         </w:tc>
         <w:tc>
           <w:tcPr>
-            <w:tcW w:type="dxa" w:w="4032"/>
+            <w:tcW w:type="dxa" w:w="4176"/>
           </w:tcPr>
           <w:p>
             <w:pPr>
@@ -2274,7 +2492,7 @@
         </w:tc>
         <w:tc>
           <w:tcPr>
-            <w:tcW w:type="dxa" w:w="2736"/>
+            <w:tcW w:type="dxa" w:w="2664"/>
           </w:tcPr>
           <w:p>
             <w:pPr>
@@ -2297,7 +2515,7 @@
       <w:tr>
         <w:tc>
           <w:tcPr>
-            <w:tcW w:type="dxa" w:w="2592"/>
+            <w:tcW w:type="dxa" w:w="2448"/>
           </w:tcPr>
           <w:p>
             <w:pPr>
@@ -2318,7 +2536,7 @@
         </w:tc>
         <w:tc>
           <w:tcPr>
-            <w:tcW w:type="dxa" w:w="4032"/>
+            <w:tcW w:type="dxa" w:w="4176"/>
           </w:tcPr>
           <w:p>
             <w:pPr>
@@ -2338,7 +2556,7 @@
         </w:tc>
         <w:tc>
           <w:tcPr>
-            <w:tcW w:type="dxa" w:w="2736"/>
+            <w:tcW w:type="dxa" w:w="2664"/>
           </w:tcPr>
           <w:p>
             <w:pPr>
@@ -2361,7 +2579,7 @@
       <w:tr>
         <w:tc>
           <w:tcPr>
-            <w:tcW w:type="dxa" w:w="2592"/>
+            <w:tcW w:type="dxa" w:w="2448"/>
           </w:tcPr>
           <w:p>
             <w:pPr>
@@ -2382,7 +2600,7 @@
         </w:tc>
         <w:tc>
           <w:tcPr>
-            <w:tcW w:type="dxa" w:w="4032"/>
+            <w:tcW w:type="dxa" w:w="4176"/>
           </w:tcPr>
           <w:p>
             <w:pPr>
@@ -2402,7 +2620,7 @@
         </w:tc>
         <w:tc>
           <w:tcPr>
-            <w:tcW w:type="dxa" w:w="2736"/>
+            <w:tcW w:type="dxa" w:w="2664"/>
           </w:tcPr>
           <w:p>
             <w:pPr>
@@ -2425,7 +2643,7 @@
       <w:tr>
         <w:tc>
           <w:tcPr>
-            <w:tcW w:type="dxa" w:w="2592"/>
+            <w:tcW w:type="dxa" w:w="2448"/>
           </w:tcPr>
           <w:p>
             <w:pPr>
@@ -2446,7 +2664,7 @@
         </w:tc>
         <w:tc>
           <w:tcPr>
-            <w:tcW w:type="dxa" w:w="4032"/>
+            <w:tcW w:type="dxa" w:w="4176"/>
           </w:tcPr>
           <w:p>
             <w:pPr>
@@ -2466,7 +2684,7 @@
         </w:tc>
         <w:tc>
           <w:tcPr>
-            <w:tcW w:type="dxa" w:w="2736"/>
+            <w:tcW w:type="dxa" w:w="2664"/>
           </w:tcPr>
           <w:p>
             <w:pPr>
@@ -2489,7 +2707,7 @@
       <w:tr>
         <w:tc>
           <w:tcPr>
-            <w:tcW w:type="dxa" w:w="2592"/>
+            <w:tcW w:type="dxa" w:w="2448"/>
           </w:tcPr>
           <w:p>
             <w:pPr>
@@ -2510,7 +2728,7 @@
         </w:tc>
         <w:tc>
           <w:tcPr>
-            <w:tcW w:type="dxa" w:w="4032"/>
+            <w:tcW w:type="dxa" w:w="4176"/>
           </w:tcPr>
           <w:p>
             <w:pPr>
@@ -2530,7 +2748,7 @@
         </w:tc>
         <w:tc>
           <w:tcPr>
-            <w:tcW w:type="dxa" w:w="2736"/>
+            <w:tcW w:type="dxa" w:w="2664"/>
           </w:tcPr>
           <w:p>
             <w:pPr>
@@ -2553,25 +2771,35 @@
     </w:tbl>
     <w:p>
       <w:pPr>
+        <w:spacing w:before="80" w:after="80"/>
+        <w:ind w:left="144" w:right="144"/>
+        <w:jc w:val="left"/>
         <w:shd w:val="clear" w:fill="FFF7E6"/>
       </w:pPr>
       <w:r>
         <w:rPr>
-          <w:color w:val="996600"/>
-          <w:sz w:val="16"/>
+          <w:rFonts w:ascii="Malgun Gothic" w:hAnsi="Malgun Gothic"/>
+          <w:b w:val="0"/>
+          <w:i w:val="0"/>
+          <w:color w:val="5F3C00"/>
+          <w:sz w:val="15"/>
         </w:rPr>
-        <w:t>💡 읽는 법: 왼쪽을 가리고 가운데 설명으로 맞춰보세요. 맞으면 시험에서도 쓸 수 있습니다.</w:t>
+        <w:t>💡 읽는 법: 왼쪽을 가리고 가운데 설명으로 맞춰보세요. 맞추면 시험에서도 쓸 수 있습니다. — REA 1층 ‘설명 테스트’</w:t>
       </w:r>
     </w:p>
     <w:p>
       <w:pPr>
         <w:pStyle w:val="Heading1"/>
+        <w:spacing w:before="200" w:after="120"/>
+        <w:jc w:val="left"/>
       </w:pPr>
       <w:r>
         <w:rPr>
+          <w:rFonts w:ascii="Malgun Gothic" w:hAnsi="Malgun Gothic"/>
+          <w:b/>
           <w:color w:val="0B1A3A"/>
         </w:rPr>
-        <w:t>E. 감정평가관계법규·보상법규 — 법 10개 (11개)</w:t>
+        <w:t>E. 관계법규·보상법규 — 법 10개 (11개)</w:t>
       </w:r>
     </w:p>
     <w:tbl>
@@ -2582,14 +2810,14 @@
         <w:tblLook w:firstColumn="1" w:firstRow="1" w:lastColumn="0" w:lastRow="0" w:noHBand="0" w:noVBand="1" w:val="04A0"/>
       </w:tblPr>
       <w:tblGrid>
-        <w:gridCol w:w="3504"/>
-        <w:gridCol w:w="3504"/>
-        <w:gridCol w:w="3504"/>
+        <w:gridCol w:w="3552"/>
+        <w:gridCol w:w="3552"/>
+        <w:gridCol w:w="3552"/>
       </w:tblGrid>
       <w:tr>
         <w:tc>
           <w:tcPr>
-            <w:tcW w:type="dxa" w:w="2592"/>
+            <w:tcW w:type="dxa" w:w="2448"/>
             <w:shd w:val="clear" w:fill="0B1A3A"/>
           </w:tcPr>
           <w:p>
@@ -2603,7 +2831,7 @@
                 <w:rFonts w:ascii="Malgun Gothic" w:hAnsi="Malgun Gothic"/>
                 <w:b/>
                 <w:color w:val="FFFFFF"/>
-                <w:sz w:val="18"/>
+                <w:sz w:val="16"/>
               </w:rPr>
               <w:t>용어</w:t>
             </w:r>
@@ -2611,7 +2839,7 @@
         </w:tc>
         <w:tc>
           <w:tcPr>
-            <w:tcW w:type="dxa" w:w="4032"/>
+            <w:tcW w:type="dxa" w:w="4176"/>
             <w:shd w:val="clear" w:fill="0B1A3A"/>
           </w:tcPr>
           <w:p>
@@ -2625,7 +2853,7 @@
                 <w:rFonts w:ascii="Malgun Gothic" w:hAnsi="Malgun Gothic"/>
                 <w:b/>
                 <w:color w:val="FFFFFF"/>
-                <w:sz w:val="18"/>
+                <w:sz w:val="16"/>
               </w:rPr>
               <w:t>12살 설명 (과자·게임 비유)</w:t>
             </w:r>
@@ -2633,7 +2861,7 @@
         </w:tc>
         <w:tc>
           <w:tcPr>
-            <w:tcW w:type="dxa" w:w="2736"/>
+            <w:tcW w:type="dxa" w:w="2664"/>
             <w:shd w:val="clear" w:fill="0B1A3A"/>
           </w:tcPr>
           <w:p>
@@ -2647,7 +2875,7 @@
                 <w:rFonts w:ascii="Malgun Gothic" w:hAnsi="Malgun Gothic"/>
                 <w:b/>
                 <w:color w:val="FFFFFF"/>
-                <w:sz w:val="18"/>
+                <w:sz w:val="16"/>
               </w:rPr>
               <w:t>시험 포인트</w:t>
             </w:r>
@@ -2657,7 +2885,7 @@
       <w:tr>
         <w:tc>
           <w:tcPr>
-            <w:tcW w:type="dxa" w:w="2592"/>
+            <w:tcW w:type="dxa" w:w="2448"/>
           </w:tcPr>
           <w:p>
             <w:pPr>
@@ -2678,7 +2906,7 @@
         </w:tc>
         <w:tc>
           <w:tcPr>
-            <w:tcW w:type="dxa" w:w="4032"/>
+            <w:tcW w:type="dxa" w:w="4176"/>
           </w:tcPr>
           <w:p>
             <w:pPr>
@@ -2698,7 +2926,7 @@
         </w:tc>
         <w:tc>
           <w:tcPr>
-            <w:tcW w:type="dxa" w:w="2736"/>
+            <w:tcW w:type="dxa" w:w="2664"/>
           </w:tcPr>
           <w:p>
             <w:pPr>
@@ -2721,7 +2949,7 @@
       <w:tr>
         <w:tc>
           <w:tcPr>
-            <w:tcW w:type="dxa" w:w="2592"/>
+            <w:tcW w:type="dxa" w:w="2448"/>
           </w:tcPr>
           <w:p>
             <w:pPr>
@@ -2742,7 +2970,7 @@
         </w:tc>
         <w:tc>
           <w:tcPr>
-            <w:tcW w:type="dxa" w:w="4032"/>
+            <w:tcW w:type="dxa" w:w="4176"/>
           </w:tcPr>
           <w:p>
             <w:pPr>
@@ -2762,7 +2990,7 @@
         </w:tc>
         <w:tc>
           <w:tcPr>
-            <w:tcW w:type="dxa" w:w="2736"/>
+            <w:tcW w:type="dxa" w:w="2664"/>
           </w:tcPr>
           <w:p>
             <w:pPr>
@@ -2785,7 +3013,7 @@
       <w:tr>
         <w:tc>
           <w:tcPr>
-            <w:tcW w:type="dxa" w:w="2592"/>
+            <w:tcW w:type="dxa" w:w="2448"/>
           </w:tcPr>
           <w:p>
             <w:pPr>
@@ -2806,7 +3034,7 @@
         </w:tc>
         <w:tc>
           <w:tcPr>
-            <w:tcW w:type="dxa" w:w="4032"/>
+            <w:tcW w:type="dxa" w:w="4176"/>
           </w:tcPr>
           <w:p>
             <w:pPr>
@@ -2826,7 +3054,7 @@
         </w:tc>
         <w:tc>
           <w:tcPr>
-            <w:tcW w:type="dxa" w:w="2736"/>
+            <w:tcW w:type="dxa" w:w="2664"/>
           </w:tcPr>
           <w:p>
             <w:pPr>
@@ -2849,7 +3077,7 @@
       <w:tr>
         <w:tc>
           <w:tcPr>
-            <w:tcW w:type="dxa" w:w="2592"/>
+            <w:tcW w:type="dxa" w:w="2448"/>
           </w:tcPr>
           <w:p>
             <w:pPr>
@@ -2870,7 +3098,7 @@
         </w:tc>
         <w:tc>
           <w:tcPr>
-            <w:tcW w:type="dxa" w:w="4032"/>
+            <w:tcW w:type="dxa" w:w="4176"/>
           </w:tcPr>
           <w:p>
             <w:pPr>
@@ -2890,7 +3118,7 @@
         </w:tc>
         <w:tc>
           <w:tcPr>
-            <w:tcW w:type="dxa" w:w="2736"/>
+            <w:tcW w:type="dxa" w:w="2664"/>
           </w:tcPr>
           <w:p>
             <w:pPr>
@@ -2913,7 +3141,7 @@
       <w:tr>
         <w:tc>
           <w:tcPr>
-            <w:tcW w:type="dxa" w:w="2592"/>
+            <w:tcW w:type="dxa" w:w="2448"/>
           </w:tcPr>
           <w:p>
             <w:pPr>
@@ -2934,7 +3162,7 @@
         </w:tc>
         <w:tc>
           <w:tcPr>
-            <w:tcW w:type="dxa" w:w="4032"/>
+            <w:tcW w:type="dxa" w:w="4176"/>
           </w:tcPr>
           <w:p>
             <w:pPr>
@@ -2954,7 +3182,7 @@
         </w:tc>
         <w:tc>
           <w:tcPr>
-            <w:tcW w:type="dxa" w:w="2736"/>
+            <w:tcW w:type="dxa" w:w="2664"/>
           </w:tcPr>
           <w:p>
             <w:pPr>
@@ -2977,7 +3205,7 @@
       <w:tr>
         <w:tc>
           <w:tcPr>
-            <w:tcW w:type="dxa" w:w="2592"/>
+            <w:tcW w:type="dxa" w:w="2448"/>
           </w:tcPr>
           <w:p>
             <w:pPr>
@@ -2998,7 +3226,7 @@
         </w:tc>
         <w:tc>
           <w:tcPr>
-            <w:tcW w:type="dxa" w:w="4032"/>
+            <w:tcW w:type="dxa" w:w="4176"/>
           </w:tcPr>
           <w:p>
             <w:pPr>
@@ -3018,7 +3246,7 @@
         </w:tc>
         <w:tc>
           <w:tcPr>
-            <w:tcW w:type="dxa" w:w="2736"/>
+            <w:tcW w:type="dxa" w:w="2664"/>
           </w:tcPr>
           <w:p>
             <w:pPr>
@@ -3041,7 +3269,7 @@
       <w:tr>
         <w:tc>
           <w:tcPr>
-            <w:tcW w:type="dxa" w:w="2592"/>
+            <w:tcW w:type="dxa" w:w="2448"/>
           </w:tcPr>
           <w:p>
             <w:pPr>
@@ -3062,7 +3290,7 @@
         </w:tc>
         <w:tc>
           <w:tcPr>
-            <w:tcW w:type="dxa" w:w="4032"/>
+            <w:tcW w:type="dxa" w:w="4176"/>
           </w:tcPr>
           <w:p>
             <w:pPr>
@@ -3082,7 +3310,7 @@
         </w:tc>
         <w:tc>
           <w:tcPr>
-            <w:tcW w:type="dxa" w:w="2736"/>
+            <w:tcW w:type="dxa" w:w="2664"/>
           </w:tcPr>
           <w:p>
             <w:pPr>
@@ -3105,7 +3333,7 @@
       <w:tr>
         <w:tc>
           <w:tcPr>
-            <w:tcW w:type="dxa" w:w="2592"/>
+            <w:tcW w:type="dxa" w:w="2448"/>
           </w:tcPr>
           <w:p>
             <w:pPr>
@@ -3126,7 +3354,7 @@
         </w:tc>
         <w:tc>
           <w:tcPr>
-            <w:tcW w:type="dxa" w:w="4032"/>
+            <w:tcW w:type="dxa" w:w="4176"/>
           </w:tcPr>
           <w:p>
             <w:pPr>
@@ -3146,7 +3374,7 @@
         </w:tc>
         <w:tc>
           <w:tcPr>
-            <w:tcW w:type="dxa" w:w="2736"/>
+            <w:tcW w:type="dxa" w:w="2664"/>
           </w:tcPr>
           <w:p>
             <w:pPr>
@@ -3169,7 +3397,7 @@
       <w:tr>
         <w:tc>
           <w:tcPr>
-            <w:tcW w:type="dxa" w:w="2592"/>
+            <w:tcW w:type="dxa" w:w="2448"/>
           </w:tcPr>
           <w:p>
             <w:pPr>
@@ -3190,7 +3418,7 @@
         </w:tc>
         <w:tc>
           <w:tcPr>
-            <w:tcW w:type="dxa" w:w="4032"/>
+            <w:tcW w:type="dxa" w:w="4176"/>
           </w:tcPr>
           <w:p>
             <w:pPr>
@@ -3210,7 +3438,7 @@
         </w:tc>
         <w:tc>
           <w:tcPr>
-            <w:tcW w:type="dxa" w:w="2736"/>
+            <w:tcW w:type="dxa" w:w="2664"/>
           </w:tcPr>
           <w:p>
             <w:pPr>
@@ -3233,7 +3461,7 @@
       <w:tr>
         <w:tc>
           <w:tcPr>
-            <w:tcW w:type="dxa" w:w="2592"/>
+            <w:tcW w:type="dxa" w:w="2448"/>
           </w:tcPr>
           <w:p>
             <w:pPr>
@@ -3254,7 +3482,7 @@
         </w:tc>
         <w:tc>
           <w:tcPr>
-            <w:tcW w:type="dxa" w:w="4032"/>
+            <w:tcW w:type="dxa" w:w="4176"/>
           </w:tcPr>
           <w:p>
             <w:pPr>
@@ -3274,7 +3502,7 @@
         </w:tc>
         <w:tc>
           <w:tcPr>
-            <w:tcW w:type="dxa" w:w="2736"/>
+            <w:tcW w:type="dxa" w:w="2664"/>
           </w:tcPr>
           <w:p>
             <w:pPr>
@@ -3297,7 +3525,7 @@
       <w:tr>
         <w:tc>
           <w:tcPr>
-            <w:tcW w:type="dxa" w:w="2592"/>
+            <w:tcW w:type="dxa" w:w="2448"/>
           </w:tcPr>
           <w:p>
             <w:pPr>
@@ -3318,7 +3546,7 @@
         </w:tc>
         <w:tc>
           <w:tcPr>
-            <w:tcW w:type="dxa" w:w="4032"/>
+            <w:tcW w:type="dxa" w:w="4176"/>
           </w:tcPr>
           <w:p>
             <w:pPr>
@@ -3338,7 +3566,7 @@
         </w:tc>
         <w:tc>
           <w:tcPr>
-            <w:tcW w:type="dxa" w:w="2736"/>
+            <w:tcW w:type="dxa" w:w="2664"/>
           </w:tcPr>
           <w:p>
             <w:pPr>
@@ -3361,25 +3589,35 @@
     </w:tbl>
     <w:p>
       <w:pPr>
+        <w:spacing w:before="80" w:after="80"/>
+        <w:ind w:left="144" w:right="144"/>
+        <w:jc w:val="left"/>
         <w:shd w:val="clear" w:fill="FFF7E6"/>
       </w:pPr>
       <w:r>
         <w:rPr>
-          <w:color w:val="996600"/>
-          <w:sz w:val="16"/>
+          <w:rFonts w:ascii="Malgun Gothic" w:hAnsi="Malgun Gothic"/>
+          <w:b w:val="0"/>
+          <w:i w:val="0"/>
+          <w:color w:val="5F3C00"/>
+          <w:sz w:val="15"/>
         </w:rPr>
-        <w:t>💡 읽는 법: 왼쪽을 가리고 가운데 설명으로 맞춰보세요. 맞으면 시험에서도 쓸 수 있습니다.</w:t>
+        <w:t>💡 읽는 법: 왼쪽을 가리고 가운데 설명으로 맞춰보세요. 맞추면 시험에서도 쓸 수 있습니다. — REA 1층 ‘설명 테스트’</w:t>
       </w:r>
     </w:p>
     <w:p>
       <w:pPr>
         <w:pStyle w:val="Heading1"/>
+        <w:spacing w:before="200" w:after="120"/>
+        <w:jc w:val="left"/>
       </w:pPr>
       <w:r>
         <w:rPr>
+          <w:rFonts w:ascii="Malgun Gothic" w:hAnsi="Malgun Gothic"/>
+          <w:b/>
           <w:color w:val="0B1A3A"/>
         </w:rPr>
-        <w:t>F. 감정평가실무·이론 심화 — 2차 (6개)</w:t>
+        <w:t>F. 실무·이론 심화 — 2차 (6개)</w:t>
       </w:r>
     </w:p>
     <w:tbl>
@@ -3390,14 +3628,14 @@
         <w:tblLook w:firstColumn="1" w:firstRow="1" w:lastColumn="0" w:lastRow="0" w:noHBand="0" w:noVBand="1" w:val="04A0"/>
       </w:tblPr>
       <w:tblGrid>
-        <w:gridCol w:w="3504"/>
-        <w:gridCol w:w="3504"/>
-        <w:gridCol w:w="3504"/>
+        <w:gridCol w:w="3552"/>
+        <w:gridCol w:w="3552"/>
+        <w:gridCol w:w="3552"/>
       </w:tblGrid>
       <w:tr>
         <w:tc>
           <w:tcPr>
-            <w:tcW w:type="dxa" w:w="2592"/>
+            <w:tcW w:type="dxa" w:w="2448"/>
             <w:shd w:val="clear" w:fill="0B1A3A"/>
           </w:tcPr>
           <w:p>
@@ -3411,7 +3649,7 @@
                 <w:rFonts w:ascii="Malgun Gothic" w:hAnsi="Malgun Gothic"/>
                 <w:b/>
                 <w:color w:val="FFFFFF"/>
-                <w:sz w:val="18"/>
+                <w:sz w:val="16"/>
               </w:rPr>
               <w:t>용어</w:t>
             </w:r>
@@ -3419,7 +3657,7 @@
         </w:tc>
         <w:tc>
           <w:tcPr>
-            <w:tcW w:type="dxa" w:w="4032"/>
+            <w:tcW w:type="dxa" w:w="4176"/>
             <w:shd w:val="clear" w:fill="0B1A3A"/>
           </w:tcPr>
           <w:p>
@@ -3433,7 +3671,7 @@
                 <w:rFonts w:ascii="Malgun Gothic" w:hAnsi="Malgun Gothic"/>
                 <w:b/>
                 <w:color w:val="FFFFFF"/>
-                <w:sz w:val="18"/>
+                <w:sz w:val="16"/>
               </w:rPr>
               <w:t>12살 설명 (과자·게임 비유)</w:t>
             </w:r>
@@ -3441,7 +3679,7 @@
         </w:tc>
         <w:tc>
           <w:tcPr>
-            <w:tcW w:type="dxa" w:w="2736"/>
+            <w:tcW w:type="dxa" w:w="2664"/>
             <w:shd w:val="clear" w:fill="0B1A3A"/>
           </w:tcPr>
           <w:p>
@@ -3455,7 +3693,7 @@
                 <w:rFonts w:ascii="Malgun Gothic" w:hAnsi="Malgun Gothic"/>
                 <w:b/>
                 <w:color w:val="FFFFFF"/>
-                <w:sz w:val="18"/>
+                <w:sz w:val="16"/>
               </w:rPr>
               <w:t>시험 포인트</w:t>
             </w:r>
@@ -3465,7 +3703,7 @@
       <w:tr>
         <w:tc>
           <w:tcPr>
-            <w:tcW w:type="dxa" w:w="2592"/>
+            <w:tcW w:type="dxa" w:w="2448"/>
           </w:tcPr>
           <w:p>
             <w:pPr>
@@ -3486,7 +3724,7 @@
         </w:tc>
         <w:tc>
           <w:tcPr>
-            <w:tcW w:type="dxa" w:w="4032"/>
+            <w:tcW w:type="dxa" w:w="4176"/>
           </w:tcPr>
           <w:p>
             <w:pPr>
@@ -3506,7 +3744,7 @@
         </w:tc>
         <w:tc>
           <w:tcPr>
-            <w:tcW w:type="dxa" w:w="2736"/>
+            <w:tcW w:type="dxa" w:w="2664"/>
           </w:tcPr>
           <w:p>
             <w:pPr>
@@ -3529,7 +3767,7 @@
       <w:tr>
         <w:tc>
           <w:tcPr>
-            <w:tcW w:type="dxa" w:w="2592"/>
+            <w:tcW w:type="dxa" w:w="2448"/>
           </w:tcPr>
           <w:p>
             <w:pPr>
@@ -3550,7 +3788,7 @@
         </w:tc>
         <w:tc>
           <w:tcPr>
-            <w:tcW w:type="dxa" w:w="4032"/>
+            <w:tcW w:type="dxa" w:w="4176"/>
           </w:tcPr>
           <w:p>
             <w:pPr>
@@ -3570,7 +3808,7 @@
         </w:tc>
         <w:tc>
           <w:tcPr>
-            <w:tcW w:type="dxa" w:w="2736"/>
+            <w:tcW w:type="dxa" w:w="2664"/>
           </w:tcPr>
           <w:p>
             <w:pPr>
@@ -3593,7 +3831,7 @@
       <w:tr>
         <w:tc>
           <w:tcPr>
-            <w:tcW w:type="dxa" w:w="2592"/>
+            <w:tcW w:type="dxa" w:w="2448"/>
           </w:tcPr>
           <w:p>
             <w:pPr>
@@ -3614,7 +3852,7 @@
         </w:tc>
         <w:tc>
           <w:tcPr>
-            <w:tcW w:type="dxa" w:w="4032"/>
+            <w:tcW w:type="dxa" w:w="4176"/>
           </w:tcPr>
           <w:p>
             <w:pPr>
@@ -3634,7 +3872,7 @@
         </w:tc>
         <w:tc>
           <w:tcPr>
-            <w:tcW w:type="dxa" w:w="2736"/>
+            <w:tcW w:type="dxa" w:w="2664"/>
           </w:tcPr>
           <w:p>
             <w:pPr>
@@ -3657,7 +3895,7 @@
       <w:tr>
         <w:tc>
           <w:tcPr>
-            <w:tcW w:type="dxa" w:w="2592"/>
+            <w:tcW w:type="dxa" w:w="2448"/>
           </w:tcPr>
           <w:p>
             <w:pPr>
@@ -3678,7 +3916,7 @@
         </w:tc>
         <w:tc>
           <w:tcPr>
-            <w:tcW w:type="dxa" w:w="4032"/>
+            <w:tcW w:type="dxa" w:w="4176"/>
           </w:tcPr>
           <w:p>
             <w:pPr>
@@ -3698,7 +3936,7 @@
         </w:tc>
         <w:tc>
           <w:tcPr>
-            <w:tcW w:type="dxa" w:w="2736"/>
+            <w:tcW w:type="dxa" w:w="2664"/>
           </w:tcPr>
           <w:p>
             <w:pPr>
@@ -3721,7 +3959,7 @@
       <w:tr>
         <w:tc>
           <w:tcPr>
-            <w:tcW w:type="dxa" w:w="2592"/>
+            <w:tcW w:type="dxa" w:w="2448"/>
           </w:tcPr>
           <w:p>
             <w:pPr>
@@ -3742,7 +3980,7 @@
         </w:tc>
         <w:tc>
           <w:tcPr>
-            <w:tcW w:type="dxa" w:w="4032"/>
+            <w:tcW w:type="dxa" w:w="4176"/>
           </w:tcPr>
           <w:p>
             <w:pPr>
@@ -3762,7 +4000,7 @@
         </w:tc>
         <w:tc>
           <w:tcPr>
-            <w:tcW w:type="dxa" w:w="2736"/>
+            <w:tcW w:type="dxa" w:w="2664"/>
           </w:tcPr>
           <w:p>
             <w:pPr>
@@ -3785,7 +4023,7 @@
       <w:tr>
         <w:tc>
           <w:tcPr>
-            <w:tcW w:type="dxa" w:w="2592"/>
+            <w:tcW w:type="dxa" w:w="2448"/>
           </w:tcPr>
           <w:p>
             <w:pPr>
@@ -3806,7 +4044,7 @@
         </w:tc>
         <w:tc>
           <w:tcPr>
-            <w:tcW w:type="dxa" w:w="4032"/>
+            <w:tcW w:type="dxa" w:w="4176"/>
           </w:tcPr>
           <w:p>
             <w:pPr>
@@ -3826,7 +4064,7 @@
         </w:tc>
         <w:tc>
           <w:tcPr>
-            <w:tcW w:type="dxa" w:w="2736"/>
+            <w:tcW w:type="dxa" w:w="2664"/>
           </w:tcPr>
           <w:p>
             <w:pPr>
@@ -3849,134 +4087,2734 @@
     </w:tbl>
     <w:p>
       <w:pPr>
+        <w:spacing w:before="80" w:after="80"/>
+        <w:ind w:left="144" w:right="144"/>
+        <w:jc w:val="left"/>
         <w:shd w:val="clear" w:fill="FFF7E6"/>
       </w:pPr>
       <w:r>
         <w:rPr>
-          <w:color w:val="996600"/>
-          <w:sz w:val="16"/>
+          <w:rFonts w:ascii="Malgun Gothic" w:hAnsi="Malgun Gothic"/>
+          <w:b w:val="0"/>
+          <w:i w:val="0"/>
+          <w:color w:val="5F3C00"/>
+          <w:sz w:val="15"/>
         </w:rPr>
-        <w:t>💡 읽는 법: 왼쪽을 가리고 가운데 설명으로 맞춰보세요. 맞으면 시험에서도 쓸 수 있습니다.</w:t>
-      </w:r>
-    </w:p>
-    <w:p>
-      <w:r>
-        <w:br w:type="page"/>
+        <w:t>💡 읽는 법: 왼쪽을 가리고 가운데 설명으로 맞춰보세요. 맞추면 시험에서도 쓸 수 있습니다. — REA 1층 ‘설명 테스트’</w:t>
       </w:r>
     </w:p>
     <w:p>
       <w:pPr>
         <w:pStyle w:val="Heading1"/>
+        <w:spacing w:before="200" w:after="120"/>
+        <w:jc w:val="left"/>
       </w:pPr>
       <w:r>
         <w:rPr>
+          <w:rFonts w:ascii="Malgun Gothic" w:hAnsi="Malgun Gothic"/>
+          <w:b/>
           <w:color w:val="0B1A3A"/>
         </w:rPr>
-        <w:t>✔ 12살 체크리스트 — 오늘 10개 외우기</w:t>
+        <w:t>★ 개정 추가 1 — A구역 11개 시험 포인트 상세 성명(설명문)</w:t>
       </w:r>
     </w:p>
     <w:p>
-      <w:pPr/>
+      <w:pPr>
+        <w:spacing w:before="80" w:after="80"/>
+        <w:ind w:left="144" w:right="144"/>
+        <w:jc w:val="left"/>
+        <w:shd w:val="clear" w:fill="EAF2FF"/>
+      </w:pPr>
       <w:r>
         <w:rPr>
-          <w:sz w:val="18"/>
+          <w:rFonts w:ascii="Malgun Gothic" w:hAnsi="Malgun Gothic"/>
+          <w:b w:val="0"/>
+          <w:i w:val="0"/>
+          <w:color w:val="1A3A5A"/>
+          <w:sz w:val="16"/>
         </w:rPr>
-        <w:t>☐  01. 용어: __________________   12살 설명: ________________________________   포인트: __________________</w:t>
+        <w:t>이 장은 p.2 표의 오른쪽 ‘시험 포인트’를 그대로 베껴 쓰지 말고, 서술형 답안에 어떻게 풀어 쓰는지 보여주는 ‘성명서’입니다. 각 항목을 ‘정의 → 왜 중요한지(시험 포인트) → 기출 패턴 → 암기 한 문장’ 4줄로 압축했습니다. 12살 비유는 기억용, 밑줄 문장은 답안용입니다.</w:t>
       </w:r>
     </w:p>
     <w:p>
-      <w:pPr/>
+      <w:pPr>
+        <w:pStyle w:val="Heading2"/>
+        <w:spacing w:before="200" w:after="120"/>
+        <w:jc w:val="left"/>
+      </w:pPr>
       <w:r>
         <w:rPr>
-          <w:sz w:val="18"/>
+          <w:rFonts w:ascii="Malgun Gothic" w:hAnsi="Malgun Gothic"/>
+          <w:b/>
+          <w:color w:val="0B1A3A"/>
+          <w:sz w:val="22"/>
         </w:rPr>
-        <w:t>☐  02. 용어: __________________   12살 설명: ________________________________   포인트: __________________</w:t>
+        <w:t>01. 시가 / 적정가격  —  시험 포인트: 시가주의 원칙</w:t>
       </w:r>
     </w:p>
     <w:p>
-      <w:pPr/>
+      <w:pPr>
+        <w:spacing w:before="80" w:after="80"/>
+        <w:ind w:left="144" w:right="144"/>
+        <w:jc w:val="left"/>
+        <w:shd w:val="clear" w:fill="E8F5E9"/>
+      </w:pPr>
       <w:r>
         <w:rPr>
-          <w:sz w:val="18"/>
+          <w:rFonts w:ascii="Malgun Gothic" w:hAnsi="Malgun Gothic"/>
+          <w:b w:val="0"/>
+          <w:i w:val="0"/>
+          <w:color w:val="2B4A00"/>
+          <w:sz w:val="16"/>
         </w:rPr>
-        <w:t>☐  03. 용어: __________________   12살 설명: ________________________________   포인트: __________________</w:t>
+        <w:t>🧒 12살 기억용: 중고폰 시세처럼, 오늘 시장에서 진짜로 손바뀜될 것 같은 값. 장부가·취득가 말고 ‘지금 값’.</w:t>
       </w:r>
     </w:p>
     <w:p>
-      <w:pPr/>
       <w:r>
         <w:rPr>
-          <w:sz w:val="18"/>
+          <w:rFonts w:ascii="Malgun Gothic" w:hAnsi="Malgun Gothic"/>
+          <w:i/>
+          <w:color w:val="0B6EFD"/>
+          <w:sz w:val="15"/>
         </w:rPr>
-        <w:t>☐  04. 용어: __________________   12살 설명: ________________________________   포인트: __________________</w:t>
+        <w:t>📖 시험 포인트 원문: 감정평가에 관한 규칙 제5조 ‘시장가치 기준’ 원칙. 상증세법 60조도 같은 취지.</w:t>
       </w:r>
     </w:p>
     <w:p>
-      <w:pPr/>
+      <w:pPr>
+        <w:pStyle w:val="ListBullet"/>
+        <w:spacing w:after="20"/>
+        <w:ind w:left="360"/>
+      </w:pPr>
       <w:r>
         <w:rPr>
-          <w:sz w:val="18"/>
+          <w:rFonts w:ascii="Malgun Gothic" w:hAnsi="Malgun Gothic"/>
+          <w:b w:val="0"/>
+          <w:color w:val="222222"/>
+          <w:sz w:val="16"/>
         </w:rPr>
-        <w:t>☐  05. 용어: __________________   12살 설명: ________________________________   포인트: __________________</w:t>
+        <w:t>정의: 적정가격이란 합리적 시장(충분한 기간·정보 공개)에서 형성될 객관적 교환가치. ‘내가 원하는 값’이 아니라 ‘시장이 인정하는 값’.</w:t>
       </w:r>
     </w:p>
     <w:p>
-      <w:pPr/>
+      <w:pPr>
+        <w:pStyle w:val="ListBullet"/>
+        <w:spacing w:after="20"/>
+        <w:ind w:left="360"/>
+      </w:pPr>
       <w:r>
         <w:rPr>
-          <w:sz w:val="18"/>
+          <w:rFonts w:ascii="Malgun Gothic" w:hAnsi="Malgun Gothic"/>
+          <w:b w:val="0"/>
+          <w:color w:val="222222"/>
+          <w:sz w:val="16"/>
         </w:rPr>
-        <w:t>☐  06. 용어: __________________   12살 설명: ________________________________   포인트: __________________</w:t>
+        <w:t>왜 중요한지: 감정평가의 출발점이자 1차 이론 단골. ‘시가주의 원칙’을 모르면 이후 3방식·보상평가 전체가 흔들림.</w:t>
       </w:r>
     </w:p>
     <w:p>
-      <w:pPr/>
+      <w:pPr>
+        <w:pStyle w:val="ListBullet"/>
+        <w:spacing w:after="20"/>
+        <w:ind w:left="360"/>
+      </w:pPr>
       <w:r>
         <w:rPr>
-          <w:sz w:val="18"/>
+          <w:rFonts w:ascii="Malgun Gothic" w:hAnsi="Malgun Gothic"/>
+          <w:b w:val="0"/>
+          <w:color w:val="222222"/>
+          <w:sz w:val="16"/>
         </w:rPr>
-        <w:t>☐  07. 용어: __________________   12살 설명: ________________________________   포인트: __________________</w:t>
+        <w:t>기출 패턴: “감정평가는 취득원가 기준이다(X)”, “시가주의란 무엇이며 예외는 무엇인가” 서술 10점. 1차 OX·2차 서두에 매번 등장.</w:t>
       </w:r>
     </w:p>
     <w:p>
-      <w:pPr/>
+      <w:pPr>
+        <w:pStyle w:val="ListBullet"/>
+        <w:spacing w:after="20"/>
+        <w:ind w:left="360"/>
+      </w:pPr>
       <w:r>
         <w:rPr>
-          <w:sz w:val="18"/>
+          <w:rFonts w:ascii="Malgun Gothic" w:hAnsi="Malgun Gothic"/>
+          <w:b w:val="0"/>
+          <w:color w:val="222222"/>
+          <w:sz w:val="16"/>
         </w:rPr>
-        <w:t>☐  08. 용어: __________________   12살 설명: ________________________________   포인트: __________________</w:t>
+        <w:t>예시: 2년 전 3억에 산 아파트가 지금 5억이면 감정가는 5억(시가) 기준. 장부가 3억은 무시.</w:t>
       </w:r>
     </w:p>
     <w:p>
-      <w:pPr/>
+      <w:pPr>
+        <w:spacing w:before="80" w:after="80"/>
+        <w:ind w:left="144" w:right="144"/>
+        <w:jc w:val="left"/>
+        <w:shd w:val="clear" w:fill="FFF7E6"/>
+      </w:pPr>
       <w:r>
         <w:rPr>
-          <w:sz w:val="18"/>
+          <w:rFonts w:ascii="Malgun Gothic" w:hAnsi="Malgun Gothic"/>
+          <w:b/>
+          <w:i w:val="0"/>
+          <w:color w:val="8A1C00"/>
+          <w:sz w:val="17"/>
         </w:rPr>
-        <w:t>☐  09. 용어: __________________   12살 설명: ________________________________   포인트: __________________</w:t>
+        <w:t>✍️ 암기 한 문장: “원칙은 시가, 예외는 법이 정한 가격(보상·담보·청산 등 제한가격)”</w:t>
       </w:r>
     </w:p>
     <w:p>
-      <w:pPr/>
+      <w:pPr>
+        <w:spacing w:after="120"/>
+      </w:pPr>
       <w:r>
         <w:rPr>
-          <w:sz w:val="18"/>
+          <w:rFonts w:ascii="Malgun Gothic" w:hAnsi="Malgun Gothic"/>
+          <w:i/>
+          <w:color w:val="6B7A9A"/>
+          <w:sz w:val="14"/>
         </w:rPr>
-        <w:t>☐  10. 용어: __________________   12살 설명: ________________________________   포인트: __________________</w:t>
+        <w:t>— 답안에는 12살 비유 1줄 + 시험 포인트 3줄(정의·기출·계산) 구조로 쓰세요. 심사위원은 ‘비유 이해+전문 용어’ 둘 다 봅니다.</w:t>
       </w:r>
     </w:p>
     <w:p>
-      <w:pPr/>
+      <w:pPr>
+        <w:pStyle w:val="Heading2"/>
+        <w:spacing w:before="200" w:after="120"/>
+        <w:jc w:val="left"/>
+      </w:pPr>
       <w:r>
         <w:rPr>
+          <w:rFonts w:ascii="Malgun Gothic" w:hAnsi="Malgun Gothic"/>
+          <w:b/>
+          <w:color w:val="0B1A3A"/>
+          <w:sz w:val="22"/>
+        </w:rPr>
+        <w:t>02. 감정평가 3방식  —  시험 포인트: 2차 이론·실무 조정 필수</w:t>
+      </w:r>
+    </w:p>
+    <w:p>
+      <w:pPr>
+        <w:spacing w:before="80" w:after="80"/>
+        <w:ind w:left="144" w:right="144"/>
+        <w:jc w:val="left"/>
+        <w:shd w:val="clear" w:fill="E8F5E9"/>
+      </w:pPr>
+      <w:r>
+        <w:rPr>
+          <w:rFonts w:ascii="Malgun Gothic" w:hAnsi="Malgun Gothic"/>
+          <w:b w:val="0"/>
+          <w:i w:val="0"/>
+          <w:color w:val="2B4A00"/>
+          <w:sz w:val="16"/>
+        </w:rPr>
+        <w:t>🧒 12살 기억용: 집값 재는 자 3개 — ① 비용 자(얼마 들었나=원가) ② 시장 자(옆집 얼마=비교) ③ 수익 자(얼마 버나=수익).</w:t>
+      </w:r>
+    </w:p>
+    <w:p>
+      <w:r>
+        <w:rPr>
+          <w:rFonts w:ascii="Malgun Gothic" w:hAnsi="Malgun Gothic"/>
+          <w:i/>
+          <w:color w:val="0B6EFD"/>
+          <w:sz w:val="15"/>
+        </w:rPr>
+        <w:t>📖 시험 포인트 원문: 시산가격(각 방식이 낸 가견적)을 비교·조정해 감정평가액 1개로 수렴.</w:t>
+      </w:r>
+    </w:p>
+    <w:p>
+      <w:pPr>
+        <w:pStyle w:val="ListBullet"/>
+        <w:spacing w:after="20"/>
+        <w:ind w:left="360"/>
+      </w:pPr>
+      <w:r>
+        <w:rPr>
+          <w:rFonts w:ascii="Malgun Gothic" w:hAnsi="Malgun Gothic"/>
+          <w:b w:val="0"/>
+          <w:color w:val="222222"/>
+          <w:sz w:val="16"/>
+        </w:rPr>
+        <w:t>정의: 원가방식=비용성, 비교방식=시장성, 수익방식=수익성. 부동산마다 잘 맞는 자가 다름(신축=원가, 아파트=비교, 상가=수익).</w:t>
+      </w:r>
+    </w:p>
+    <w:p>
+      <w:pPr>
+        <w:pStyle w:val="ListBullet"/>
+        <w:spacing w:after="20"/>
+        <w:ind w:left="360"/>
+      </w:pPr>
+      <w:r>
+        <w:rPr>
+          <w:rFonts w:ascii="Malgun Gothic" w:hAnsi="Malgun Gothic"/>
+          <w:b w:val="0"/>
+          <w:color w:val="222222"/>
+          <w:sz w:val="16"/>
+        </w:rPr>
+        <w:t>왜 중요한지: 2차 논술은 1개 방식만 쓰면 무조건 감점. ‘3방식 병용 → 시산가격 조정 → 감정평가액 결정’이 만점 구조.</w:t>
+      </w:r>
+    </w:p>
+    <w:p>
+      <w:pPr>
+        <w:pStyle w:val="ListBullet"/>
+        <w:spacing w:after="20"/>
+        <w:ind w:left="360"/>
+      </w:pPr>
+      <w:r>
+        <w:rPr>
+          <w:rFonts w:ascii="Malgun Gothic" w:hAnsi="Malgun Gothic"/>
+          <w:b w:val="0"/>
+          <w:color w:val="222222"/>
+          <w:sz w:val="16"/>
+        </w:rPr>
+        <w:t>기출 패턴: “사례 3개로 비교방식 감정하라, 단 원가·수익 방식과의 조정을 논하라” 2023·2024 2차 이론·실무 반복.</w:t>
+      </w:r>
+    </w:p>
+    <w:p>
+      <w:pPr>
+        <w:pStyle w:val="ListBullet"/>
+        <w:spacing w:after="20"/>
+        <w:ind w:left="360"/>
+      </w:pPr>
+      <w:r>
+        <w:rPr>
+          <w:rFonts w:ascii="Malgun Gothic" w:hAnsi="Malgun Gothic"/>
+          <w:b w:val="0"/>
+          <w:color w:val="222222"/>
+          <w:sz w:val="16"/>
+        </w:rPr>
+        <w:t>예시: 상가 건물 — 원가 8억, 비교 10억, 수익 9억 → 입지·수익성 고려해 9.5억으로 조정. 조정 논리가 점수.</w:t>
+      </w:r>
+    </w:p>
+    <w:p>
+      <w:pPr>
+        <w:spacing w:before="80" w:after="80"/>
+        <w:ind w:left="144" w:right="144"/>
+        <w:jc w:val="left"/>
+        <w:shd w:val="clear" w:fill="FFF7E6"/>
+      </w:pPr>
+      <w:r>
+        <w:rPr>
+          <w:rFonts w:ascii="Malgun Gothic" w:hAnsi="Malgun Gothic"/>
+          <w:b/>
+          <w:i w:val="0"/>
+          <w:color w:val="8A1C00"/>
+          <w:sz w:val="17"/>
+        </w:rPr>
+        <w:t>✍️ 암기 한 문장: “원가는 든 돈, 비교는 판 돈, 수익은 번 돈 — 셋을 놓고 조율해 하나를 정한다”</w:t>
+      </w:r>
+    </w:p>
+    <w:p>
+      <w:pPr>
+        <w:spacing w:after="120"/>
+      </w:pPr>
+      <w:r>
+        <w:rPr>
+          <w:rFonts w:ascii="Malgun Gothic" w:hAnsi="Malgun Gothic"/>
+          <w:i/>
+          <w:color w:val="6B7A9A"/>
           <w:sz w:val="14"/>
         </w:rPr>
-        <w:t>출처: TOOAI REA v2.23.2 · 12살 설명 검증 완료 · 위치: arena-code/docs/감정평가사_동차합격_패키지/01_용어집_12살.md</w:t>
+        <w:t>— 답안에는 12살 비유 1줄 + 시험 포인트 3줄(정의·기출·계산) 구조로 쓰세요. 심사위원은 ‘비유 이해+전문 용어’ 둘 다 봅니다.</w:t>
+      </w:r>
+    </w:p>
+    <w:p>
+      <w:pPr>
+        <w:pStyle w:val="Heading2"/>
+        <w:spacing w:before="200" w:after="120"/>
+        <w:jc w:val="left"/>
+      </w:pPr>
+      <w:r>
+        <w:rPr>
+          <w:rFonts w:ascii="Malgun Gothic" w:hAnsi="Malgun Gothic"/>
+          <w:b/>
+          <w:color w:val="0B1A3A"/>
+          <w:sz w:val="22"/>
+        </w:rPr>
+        <w:t>03. 원가방식  —  시험 포인트: 재조달원가 – 감가수정</w:t>
+      </w:r>
+    </w:p>
+    <w:p>
+      <w:pPr>
+        <w:spacing w:before="80" w:after="80"/>
+        <w:ind w:left="144" w:right="144"/>
+        <w:jc w:val="left"/>
+        <w:shd w:val="clear" w:fill="E8F5E9"/>
+      </w:pPr>
+      <w:r>
+        <w:rPr>
+          <w:rFonts w:ascii="Malgun Gothic" w:hAnsi="Malgun Gothic"/>
+          <w:b w:val="0"/>
+          <w:i w:val="0"/>
+          <w:color w:val="2B4A00"/>
+          <w:sz w:val="16"/>
+        </w:rPr>
+        <w:t>🧒 12살 기억용: 레고 새 박스 값(재조달원가)에서 조립해 쓰며 낡은 만큼 빼기. 땅값은 따로 더하기.</w:t>
+      </w:r>
+    </w:p>
+    <w:p>
+      <w:r>
+        <w:rPr>
+          <w:rFonts w:ascii="Malgun Gothic" w:hAnsi="Malgun Gothic"/>
+          <w:i/>
+          <w:color w:val="0B6EFD"/>
+          <w:sz w:val="15"/>
+        </w:rPr>
+        <w:t>📖 시험 포인트 원문: 가격 = 토지가치 + 건물 재조달원가 – 감가수정. 감가수정=물리적·기능적·경제적 감가 합.</w:t>
+      </w:r>
+    </w:p>
+    <w:p>
+      <w:pPr>
+        <w:pStyle w:val="ListBullet"/>
+        <w:spacing w:after="20"/>
+        <w:ind w:left="360"/>
+      </w:pPr>
+      <w:r>
+        <w:rPr>
+          <w:rFonts w:ascii="Malgun Gothic" w:hAnsi="Malgun Gothic"/>
+          <w:b w:val="0"/>
+          <w:color w:val="222222"/>
+          <w:sz w:val="16"/>
+        </w:rPr>
+        <w:t>정의: 재조달원가=지금 같은 건물을 새로 짓는 데 드는 돈(공사비+부대비용). 여기서 낡음·쓸모없음을 빼는 게 감가수정.</w:t>
+      </w:r>
+    </w:p>
+    <w:p>
+      <w:pPr>
+        <w:pStyle w:val="ListBullet"/>
+        <w:spacing w:after="20"/>
+        <w:ind w:left="360"/>
+      </w:pPr>
+      <w:r>
+        <w:rPr>
+          <w:rFonts w:ascii="Malgun Gothic" w:hAnsi="Malgun Gothic"/>
+          <w:b w:val="0"/>
+          <w:color w:val="222222"/>
+          <w:sz w:val="16"/>
+        </w:rPr>
+        <w:t>왜 중요한지: 공장·창고·관공서처럼 거래사례가 없는 물건은 원가방식이 주(主)방식. 1차 계산·2차 서술 모두 단골.</w:t>
+      </w:r>
+    </w:p>
+    <w:p>
+      <w:pPr>
+        <w:pStyle w:val="ListBullet"/>
+        <w:spacing w:after="20"/>
+        <w:ind w:left="360"/>
+      </w:pPr>
+      <w:r>
+        <w:rPr>
+          <w:rFonts w:ascii="Malgun Gothic" w:hAnsi="Malgun Gothic"/>
+          <w:b w:val="0"/>
+          <w:color w:val="222222"/>
+          <w:sz w:val="16"/>
+        </w:rPr>
+        <w:t>기출 패턴: “내용연수법·관찰감가법·분해법 중 택1 계산”, “감가수정 3요인(물리·기능·경제) 구분” 매년 1문항.</w:t>
+      </w:r>
+    </w:p>
+    <w:p>
+      <w:pPr>
+        <w:pStyle w:val="ListBullet"/>
+        <w:spacing w:after="20"/>
+        <w:ind w:left="360"/>
+      </w:pPr>
+      <w:r>
+        <w:rPr>
+          <w:rFonts w:ascii="Malgun Gothic" w:hAnsi="Malgun Gothic"/>
+          <w:b w:val="0"/>
+          <w:color w:val="222222"/>
+          <w:sz w:val="16"/>
+        </w:rPr>
+        <w:t>예시: 10년 전 5억 건물, 지금 신축 7억, 10년 낡아 1.5억 감가 → 건물가치 5.5억 + 땅 10억 = 15.5억.</w:t>
+      </w:r>
+    </w:p>
+    <w:p>
+      <w:pPr>
+        <w:spacing w:before="80" w:after="80"/>
+        <w:ind w:left="144" w:right="144"/>
+        <w:jc w:val="left"/>
+        <w:shd w:val="clear" w:fill="FFF7E6"/>
+      </w:pPr>
+      <w:r>
+        <w:rPr>
+          <w:rFonts w:ascii="Malgun Gothic" w:hAnsi="Malgun Gothic"/>
+          <w:b/>
+          <w:i w:val="0"/>
+          <w:color w:val="8A1C00"/>
+          <w:sz w:val="17"/>
+        </w:rPr>
+        <w:t>✍️ 암기 한 문장: “원가 = 새로 짓는 값 – 낡은 값 + 땅값”</w:t>
+      </w:r>
+    </w:p>
+    <w:p>
+      <w:pPr>
+        <w:spacing w:after="120"/>
+      </w:pPr>
+      <w:r>
+        <w:rPr>
+          <w:rFonts w:ascii="Malgun Gothic" w:hAnsi="Malgun Gothic"/>
+          <w:i/>
+          <w:color w:val="6B7A9A"/>
+          <w:sz w:val="14"/>
+        </w:rPr>
+        <w:t>— 답안에는 12살 비유 1줄 + 시험 포인트 3줄(정의·기출·계산) 구조로 쓰세요. 심사위원은 ‘비유 이해+전문 용어’ 둘 다 봅니다.</w:t>
+      </w:r>
+    </w:p>
+    <w:p>
+      <w:pPr>
+        <w:pStyle w:val="Heading2"/>
+        <w:spacing w:before="200" w:after="120"/>
+        <w:jc w:val="left"/>
+      </w:pPr>
+      <w:r>
+        <w:rPr>
+          <w:rFonts w:ascii="Malgun Gothic" w:hAnsi="Malgun Gothic"/>
+          <w:b/>
+          <w:color w:val="0B1A3A"/>
+          <w:sz w:val="22"/>
+        </w:rPr>
+        <w:t>04. 거래사례비교법  —  시험 포인트: 시점·지역·개별요인 보정 3요건</w:t>
+      </w:r>
+    </w:p>
+    <w:p>
+      <w:pPr>
+        <w:spacing w:before="80" w:after="80"/>
+        <w:ind w:left="144" w:right="144"/>
+        <w:jc w:val="left"/>
+        <w:shd w:val="clear" w:fill="E8F5E9"/>
+      </w:pPr>
+      <w:r>
+        <w:rPr>
+          <w:rFonts w:ascii="Malgun Gothic" w:hAnsi="Malgun Gothic"/>
+          <w:b w:val="0"/>
+          <w:i w:val="0"/>
+          <w:color w:val="2B4A00"/>
+          <w:sz w:val="16"/>
+        </w:rPr>
+        <w:t>🧒 12살 기억용: 당근마켓 시세 보기 — 옆집·앞집 실거래 3~4개 모아 내 집 값 추정. 그냥 평균 내면 오답.</w:t>
+      </w:r>
+    </w:p>
+    <w:p>
+      <w:r>
+        <w:rPr>
+          <w:rFonts w:ascii="Malgun Gothic" w:hAnsi="Malgun Gothic"/>
+          <w:i/>
+          <w:color w:val="0B6EFD"/>
+          <w:sz w:val="15"/>
+        </w:rPr>
+        <w:t>📖 시험 포인트 원문: 비교사례 선정→사정보정→시점수정→지역·개별요인 비교 순으로 보정.</w:t>
+      </w:r>
+    </w:p>
+    <w:p>
+      <w:pPr>
+        <w:pStyle w:val="ListBullet"/>
+        <w:spacing w:after="20"/>
+        <w:ind w:left="360"/>
+      </w:pPr>
+      <w:r>
+        <w:rPr>
+          <w:rFonts w:ascii="Malgun Gothic" w:hAnsi="Malgun Gothic"/>
+          <w:b w:val="0"/>
+          <w:color w:val="222222"/>
+          <w:sz w:val="16"/>
+        </w:rPr>
+        <w:t>정의: 비슷한 물건의 거래사례를 뽑아, 거래 당시 특수사정(급매·가족간 거래)을 정상화하고, 거래 시점을 평가 시점으로 올리고, 위치·면적·모양 차이를 비교.</w:t>
+      </w:r>
+    </w:p>
+    <w:p>
+      <w:pPr>
+        <w:pStyle w:val="ListBullet"/>
+        <w:spacing w:after="20"/>
+        <w:ind w:left="360"/>
+      </w:pPr>
+      <w:r>
+        <w:rPr>
+          <w:rFonts w:ascii="Malgun Gothic" w:hAnsi="Malgun Gothic"/>
+          <w:b w:val="0"/>
+          <w:color w:val="222222"/>
+          <w:sz w:val="16"/>
+        </w:rPr>
+        <w:t>왜 중요한지: 아파트·토지 평가의 주방식. 보정 순서·요건을 틀리면 0점 처리되는 엄격한 과목.</w:t>
+      </w:r>
+    </w:p>
+    <w:p>
+      <w:pPr>
+        <w:pStyle w:val="ListBullet"/>
+        <w:spacing w:after="20"/>
+        <w:ind w:left="360"/>
+      </w:pPr>
+      <w:r>
+        <w:rPr>
+          <w:rFonts w:ascii="Malgun Gothic" w:hAnsi="Malgun Gothic"/>
+          <w:b w:val="0"/>
+          <w:color w:val="222222"/>
+          <w:sz w:val="16"/>
+        </w:rPr>
+        <w:t>기출 패턴: “시점수정 106→110, 지역 1.05, 개별 0.98 적용하라” 계산 15점. 보정 누락·순서 오류가 최다 감점.</w:t>
+      </w:r>
+    </w:p>
+    <w:p>
+      <w:pPr>
+        <w:pStyle w:val="ListBullet"/>
+        <w:spacing w:after="20"/>
+        <w:ind w:left="360"/>
+      </w:pPr>
+      <w:r>
+        <w:rPr>
+          <w:rFonts w:ascii="Malgun Gothic" w:hAnsi="Malgun Gothic"/>
+          <w:b w:val="0"/>
+          <w:color w:val="222222"/>
+          <w:sz w:val="16"/>
+        </w:rPr>
+        <w:t>예시: 3개월 전 옆 단지 5억(시점 2% 상승, 역세권 가산 5%, 층수 감산 2%) → 5억×1.02×1.05×0.98 = 5.25억.</w:t>
+      </w:r>
+    </w:p>
+    <w:p>
+      <w:pPr>
+        <w:spacing w:before="80" w:after="80"/>
+        <w:ind w:left="144" w:right="144"/>
+        <w:jc w:val="left"/>
+        <w:shd w:val="clear" w:fill="FFF7E6"/>
+      </w:pPr>
+      <w:r>
+        <w:rPr>
+          <w:rFonts w:ascii="Malgun Gothic" w:hAnsi="Malgun Gothic"/>
+          <w:b/>
+          <w:i w:val="0"/>
+          <w:color w:val="8A1C00"/>
+          <w:sz w:val="17"/>
+        </w:rPr>
+        <w:t>✍️ 암기 한 문장: “사정→시점→지역→개별 — 순서대로 곱한다”</w:t>
+      </w:r>
+    </w:p>
+    <w:p>
+      <w:pPr>
+        <w:spacing w:after="120"/>
+      </w:pPr>
+      <w:r>
+        <w:rPr>
+          <w:rFonts w:ascii="Malgun Gothic" w:hAnsi="Malgun Gothic"/>
+          <w:i/>
+          <w:color w:val="6B7A9A"/>
+          <w:sz w:val="14"/>
+        </w:rPr>
+        <w:t>— 답안에는 12살 비유 1줄 + 시험 포인트 3줄(정의·기출·계산) 구조로 쓰세요. 심사위원은 ‘비유 이해+전문 용어’ 둘 다 봅니다.</w:t>
+      </w:r>
+    </w:p>
+    <w:p>
+      <w:pPr>
+        <w:pStyle w:val="Heading2"/>
+        <w:spacing w:before="200" w:after="120"/>
+        <w:jc w:val="left"/>
+      </w:pPr>
+      <w:r>
+        <w:rPr>
+          <w:rFonts w:ascii="Malgun Gothic" w:hAnsi="Malgun Gothic"/>
+          <w:b/>
+          <w:color w:val="0B1A3A"/>
+          <w:sz w:val="22"/>
+        </w:rPr>
+        <w:t>05. 수익환원법  —  시험 포인트: NOI·환원율·DCF</w:t>
+      </w:r>
+    </w:p>
+    <w:p>
+      <w:pPr>
+        <w:spacing w:before="80" w:after="80"/>
+        <w:ind w:left="144" w:right="144"/>
+        <w:jc w:val="left"/>
+        <w:shd w:val="clear" w:fill="E8F5E9"/>
+      </w:pPr>
+      <w:r>
+        <w:rPr>
+          <w:rFonts w:ascii="Malgun Gothic" w:hAnsi="Malgun Gothic"/>
+          <w:b w:val="0"/>
+          <w:i w:val="0"/>
+          <w:color w:val="2B4A00"/>
+          <w:sz w:val="16"/>
+        </w:rPr>
+        <w:t>🧒 12살 기억용: 과자가게가 1년에 순수익 2,000만원 버는데 은행이자 5%면 가게 값은 4억(2,000÷0.05).</w:t>
+      </w:r>
+    </w:p>
+    <w:p>
+      <w:r>
+        <w:rPr>
+          <w:rFonts w:ascii="Malgun Gothic" w:hAnsi="Malgun Gothic"/>
+          <w:i/>
+          <w:color w:val="0B6EFD"/>
+          <w:sz w:val="15"/>
+        </w:rPr>
+        <w:t>📖 시험 포인트 원문: 직접환원법(1년 NOI÷환원율)과 할인현금흐름법(DCF: 10년치 NOI를 현재가치로 할인).</w:t>
+      </w:r>
+    </w:p>
+    <w:p>
+      <w:pPr>
+        <w:pStyle w:val="ListBullet"/>
+        <w:spacing w:after="20"/>
+        <w:ind w:left="360"/>
+      </w:pPr>
+      <w:r>
+        <w:rPr>
+          <w:rFonts w:ascii="Malgun Gothic" w:hAnsi="Malgun Gothic"/>
+          <w:b w:val="0"/>
+          <w:color w:val="222222"/>
+          <w:sz w:val="16"/>
+        </w:rPr>
+        <w:t>정의: NOI(순운영소득)=총수익(월세·보증금 운용수익) – 총비용(관리비·세금·공실). NOI를 환원율로 나누면 가격.</w:t>
+      </w:r>
+    </w:p>
+    <w:p>
+      <w:pPr>
+        <w:pStyle w:val="ListBullet"/>
+        <w:spacing w:after="20"/>
+        <w:ind w:left="360"/>
+      </w:pPr>
+      <w:r>
+        <w:rPr>
+          <w:rFonts w:ascii="Malgun Gothic" w:hAnsi="Malgun Gothic"/>
+          <w:b w:val="0"/>
+          <w:color w:val="222222"/>
+          <w:sz w:val="16"/>
+        </w:rPr>
+        <w:t>왜 중요한지: 상가·오피스·임대주택은 수익으로 값이 정해짐. 1차 계산 1순위, 2차 실무 핵심 논점.</w:t>
+      </w:r>
+    </w:p>
+    <w:p>
+      <w:pPr>
+        <w:pStyle w:val="ListBullet"/>
+        <w:spacing w:after="20"/>
+        <w:ind w:left="360"/>
+      </w:pPr>
+      <w:r>
+        <w:rPr>
+          <w:rFonts w:ascii="Malgun Gothic" w:hAnsi="Malgun Gothic"/>
+          <w:b w:val="0"/>
+          <w:color w:val="222222"/>
+          <w:sz w:val="16"/>
+        </w:rPr>
+        <w:t>기출 패턴: “보증금 1억 운용수익 연 3%, 월세 200만, 공실 5%, 환원율 6%일 때 수익가격은?” 복합계산 빈출. DCF는 2차 20점짜리.</w:t>
+      </w:r>
+    </w:p>
+    <w:p>
+      <w:pPr>
+        <w:pStyle w:val="ListBullet"/>
+        <w:spacing w:after="20"/>
+        <w:ind w:left="360"/>
+      </w:pPr>
+      <w:r>
+        <w:rPr>
+          <w:rFonts w:ascii="Malgun Gothic" w:hAnsi="Malgun Gothic"/>
+          <w:b w:val="0"/>
+          <w:color w:val="222222"/>
+          <w:sz w:val="16"/>
+        </w:rPr>
+        <w:t>예시: 연 NOI 3,000만원 ÷ 5% = 6억. DCF는 향후 10년 NOI를 매년 4%로 할인해 합산 — 금리 높을수록 현재가치는 떨어짐.</w:t>
+      </w:r>
+    </w:p>
+    <w:p>
+      <w:pPr>
+        <w:spacing w:before="80" w:after="80"/>
+        <w:ind w:left="144" w:right="144"/>
+        <w:jc w:val="left"/>
+        <w:shd w:val="clear" w:fill="FFF7E6"/>
+      </w:pPr>
+      <w:r>
+        <w:rPr>
+          <w:rFonts w:ascii="Malgun Gothic" w:hAnsi="Malgun Gothic"/>
+          <w:b/>
+          <w:i w:val="0"/>
+          <w:color w:val="8A1C00"/>
+          <w:sz w:val="17"/>
+        </w:rPr>
+        <w:t>✍️ 암기 한 문장: “수익가격 = 버는 돈(NOI) ÷ 이자(환원율) — 이자 오르면 가격 내린다”</w:t>
+      </w:r>
+    </w:p>
+    <w:p>
+      <w:pPr>
+        <w:spacing w:after="120"/>
+      </w:pPr>
+      <w:r>
+        <w:rPr>
+          <w:rFonts w:ascii="Malgun Gothic" w:hAnsi="Malgun Gothic"/>
+          <w:i/>
+          <w:color w:val="6B7A9A"/>
+          <w:sz w:val="14"/>
+        </w:rPr>
+        <w:t>— 답안에는 12살 비유 1줄 + 시험 포인트 3줄(정의·기출·계산) 구조로 쓰세요. 심사위원은 ‘비유 이해+전문 용어’ 둘 다 봅니다.</w:t>
+      </w:r>
+    </w:p>
+    <w:p>
+      <w:pPr>
+        <w:pStyle w:val="Heading2"/>
+        <w:spacing w:before="200" w:after="120"/>
+        <w:jc w:val="left"/>
+      </w:pPr>
+      <w:r>
+        <w:rPr>
+          <w:rFonts w:ascii="Malgun Gothic" w:hAnsi="Malgun Gothic"/>
+          <w:b/>
+          <w:color w:val="0B1A3A"/>
+          <w:sz w:val="22"/>
+        </w:rPr>
+        <w:t>06. 임료(임대료) 감정  —  시험 포인트: 적산·비교·수익 3법</w:t>
+      </w:r>
+    </w:p>
+    <w:p>
+      <w:pPr>
+        <w:spacing w:before="80" w:after="80"/>
+        <w:ind w:left="144" w:right="144"/>
+        <w:jc w:val="left"/>
+        <w:shd w:val="clear" w:fill="E8F5E9"/>
+      </w:pPr>
+      <w:r>
+        <w:rPr>
+          <w:rFonts w:ascii="Malgun Gothic" w:hAnsi="Malgun Gothic"/>
+          <w:b w:val="0"/>
+          <w:i w:val="0"/>
+          <w:color w:val="2B4A00"/>
+          <w:sz w:val="16"/>
+        </w:rPr>
+        <w:t>🧒 12살 기억용: 월세 적정선 찾기 — ① 땅·건물값에 이자 붙이기(적산) ② 옆집 월세 비교 ③ 그 자리 장사수익으로 역산.</w:t>
+      </w:r>
+    </w:p>
+    <w:p>
+      <w:r>
+        <w:rPr>
+          <w:rFonts w:ascii="Malgun Gothic" w:hAnsi="Malgun Gothic"/>
+          <w:i/>
+          <w:color w:val="0B6EFD"/>
+          <w:sz w:val="15"/>
+        </w:rPr>
+        <w:t>📖 시험 포인트 원문: 임료 3방식: 적산법(기초가격×기대이율+필요제경비), 임대사례비교법, 수익분석법 → 조정해 정상임료 결정.</w:t>
+      </w:r>
+    </w:p>
+    <w:p>
+      <w:pPr>
+        <w:pStyle w:val="ListBullet"/>
+        <w:spacing w:after="20"/>
+        <w:ind w:left="360"/>
+      </w:pPr>
+      <w:r>
+        <w:rPr>
+          <w:rFonts w:ascii="Malgun Gothic" w:hAnsi="Malgun Gothic"/>
+          <w:b w:val="0"/>
+          <w:color w:val="222222"/>
+          <w:sz w:val="16"/>
+        </w:rPr>
+        <w:t>정의: 적산법=소유자 입장에서 ‘땅·건물값에 이자 얹은 월세’, 비교법=시장 임료 사례 비교, 수익분석법=임차인 장사수익에서 낼 수 있는 월세 역산.</w:t>
+      </w:r>
+    </w:p>
+    <w:p>
+      <w:pPr>
+        <w:pStyle w:val="ListBullet"/>
+        <w:spacing w:after="20"/>
+        <w:ind w:left="360"/>
+      </w:pPr>
+      <w:r>
+        <w:rPr>
+          <w:rFonts w:ascii="Malgun Gothic" w:hAnsi="Malgun Gothic"/>
+          <w:b w:val="0"/>
+          <w:color w:val="222222"/>
+          <w:sz w:val="16"/>
+        </w:rPr>
+        <w:t>왜 중요한지: 실무 과목 임료 파트 15점 고정. 3법 중 하나만 쓰면 ‘편향’ 감점.</w:t>
+      </w:r>
+    </w:p>
+    <w:p>
+      <w:pPr>
+        <w:pStyle w:val="ListBullet"/>
+        <w:spacing w:after="20"/>
+        <w:ind w:left="360"/>
+      </w:pPr>
+      <w:r>
+        <w:rPr>
+          <w:rFonts w:ascii="Malgun Gothic" w:hAnsi="Malgun Gothic"/>
+          <w:b w:val="0"/>
+          <w:color w:val="222222"/>
+          <w:sz w:val="16"/>
+        </w:rPr>
+        <w:t>기출 패턴: “기초가격 10억, 기대이율 4%, 필요경비 연 500만원일 때 적산임료는?” + “사례 2건으로 비교임료 구하라” 세트.</w:t>
+      </w:r>
+    </w:p>
+    <w:p>
+      <w:pPr>
+        <w:pStyle w:val="ListBullet"/>
+        <w:spacing w:after="20"/>
+        <w:ind w:left="360"/>
+      </w:pPr>
+      <w:r>
+        <w:rPr>
+          <w:rFonts w:ascii="Malgun Gothic" w:hAnsi="Malgun Gothic"/>
+          <w:b w:val="0"/>
+          <w:color w:val="222222"/>
+          <w:sz w:val="16"/>
+        </w:rPr>
+        <w:t>예시: 적산 350만, 비교 380만, 수익 360만 → 상권·공실 고려해 365만원으로 조정. 조정 사유 서술이 배점 50%.</w:t>
+      </w:r>
+    </w:p>
+    <w:p>
+      <w:pPr>
+        <w:spacing w:before="80" w:after="80"/>
+        <w:ind w:left="144" w:right="144"/>
+        <w:jc w:val="left"/>
+        <w:shd w:val="clear" w:fill="FFF7E6"/>
+      </w:pPr>
+      <w:r>
+        <w:rPr>
+          <w:rFonts w:ascii="Malgun Gothic" w:hAnsi="Malgun Gothic"/>
+          <w:b/>
+          <w:i w:val="0"/>
+          <w:color w:val="8A1C00"/>
+          <w:sz w:val="17"/>
+        </w:rPr>
+        <w:t>✍️ 암기 한 문장: “임료도 집값처럼 3가지 자로 재고 조율한다”</w:t>
+      </w:r>
+    </w:p>
+    <w:p>
+      <w:pPr>
+        <w:spacing w:after="120"/>
+      </w:pPr>
+      <w:r>
+        <w:rPr>
+          <w:rFonts w:ascii="Malgun Gothic" w:hAnsi="Malgun Gothic"/>
+          <w:i/>
+          <w:color w:val="6B7A9A"/>
+          <w:sz w:val="14"/>
+        </w:rPr>
+        <w:t>— 답안에는 12살 비유 1줄 + 시험 포인트 3줄(정의·기출·계산) 구조로 쓰세요. 심사위원은 ‘비유 이해+전문 용어’ 둘 다 봅니다.</w:t>
+      </w:r>
+    </w:p>
+    <w:p>
+      <w:pPr>
+        <w:pStyle w:val="Heading2"/>
+        <w:spacing w:before="200" w:after="120"/>
+        <w:jc w:val="left"/>
+      </w:pPr>
+      <w:r>
+        <w:rPr>
+          <w:rFonts w:ascii="Malgun Gothic" w:hAnsi="Malgun Gothic"/>
+          <w:b/>
+          <w:color w:val="0B1A3A"/>
+          <w:sz w:val="22"/>
+        </w:rPr>
+        <w:t>07. 최유효이용  —  시험 포인트: 이론 1순위 ‘가장 높은 가치’</w:t>
+      </w:r>
+    </w:p>
+    <w:p>
+      <w:pPr>
+        <w:spacing w:before="80" w:after="80"/>
+        <w:ind w:left="144" w:right="144"/>
+        <w:jc w:val="left"/>
+        <w:shd w:val="clear" w:fill="E8F5E9"/>
+      </w:pPr>
+      <w:r>
+        <w:rPr>
+          <w:rFonts w:ascii="Malgun Gothic" w:hAnsi="Malgun Gothic"/>
+          <w:b w:val="0"/>
+          <w:i w:val="0"/>
+          <w:color w:val="2B4A00"/>
+          <w:sz w:val="16"/>
+        </w:rPr>
+        <w:t>🧒 12살 기억용: 같은 땅에 아파트? 주차장? 편의점? 중 법·물리적으로 가능하고 돈 제일 되는 쓰임새.</w:t>
+      </w:r>
+    </w:p>
+    <w:p>
+      <w:r>
+        <w:rPr>
+          <w:rFonts w:ascii="Malgun Gothic" w:hAnsi="Malgun Gothic"/>
+          <w:i/>
+          <w:color w:val="0B6EFD"/>
+          <w:sz w:val="15"/>
+        </w:rPr>
+        <w:t>📖 시험 포인트 원문: 감정평가 5원칙 중 최고. 4가지 테스트: 법률적 허용성·물리적 가능성·재무적 타당성·최대 생산성.</w:t>
+      </w:r>
+    </w:p>
+    <w:p>
+      <w:pPr>
+        <w:pStyle w:val="ListBullet"/>
+        <w:spacing w:after="20"/>
+        <w:ind w:left="360"/>
+      </w:pPr>
+      <w:r>
+        <w:rPr>
+          <w:rFonts w:ascii="Malgun Gothic" w:hAnsi="Malgun Gothic"/>
+          <w:b w:val="0"/>
+          <w:color w:val="222222"/>
+          <w:sz w:val="16"/>
+        </w:rPr>
+        <w:t>정의: 대상 부동산이 합법·물리적으로 쓸 수 있는 방법 중 가장 높은 가치를 내는 이용을 전제로 평가. 현재 이용이 최유효이용이 아닐 수 있음.</w:t>
+      </w:r>
+    </w:p>
+    <w:p>
+      <w:pPr>
+        <w:pStyle w:val="ListBullet"/>
+        <w:spacing w:after="20"/>
+        <w:ind w:left="360"/>
+      </w:pPr>
+      <w:r>
+        <w:rPr>
+          <w:rFonts w:ascii="Malgun Gothic" w:hAnsi="Malgun Gothic"/>
+          <w:b w:val="0"/>
+          <w:color w:val="222222"/>
+          <w:sz w:val="16"/>
+        </w:rPr>
+        <w:t>왜 중요한지: 이론 서술 1순위. 최유효이용을 전제하지 않은 평가는 원칙 위반으로 감점.</w:t>
+      </w:r>
+    </w:p>
+    <w:p>
+      <w:pPr>
+        <w:pStyle w:val="ListBullet"/>
+        <w:spacing w:after="20"/>
+        <w:ind w:left="360"/>
+      </w:pPr>
+      <w:r>
+        <w:rPr>
+          <w:rFonts w:ascii="Malgun Gothic" w:hAnsi="Malgun Gothic"/>
+          <w:b w:val="0"/>
+          <w:color w:val="222222"/>
+          <w:sz w:val="16"/>
+        </w:rPr>
+        <w:t>기출 패턴: “나대지 최유효이용 판정 4요건 서술”, “현재 단독주택이지만 아파트 부지가 최유효이용인 사례의 평가방법” 2차 단골.</w:t>
+      </w:r>
+    </w:p>
+    <w:p>
+      <w:pPr>
+        <w:pStyle w:val="ListBullet"/>
+        <w:spacing w:after="20"/>
+        <w:ind w:left="360"/>
+      </w:pPr>
+      <w:r>
+        <w:rPr>
+          <w:rFonts w:ascii="Malgun Gothic" w:hAnsi="Malgun Gothic"/>
+          <w:b w:val="0"/>
+          <w:color w:val="222222"/>
+          <w:sz w:val="16"/>
+        </w:rPr>
+        <w:t>예시: 도로 넓은 대지 — 단독주택 8억 &lt; 상가주택 12억 → 최유효이용은 상가주택, 평가는 12억 전제.</w:t>
+      </w:r>
+    </w:p>
+    <w:p>
+      <w:pPr>
+        <w:spacing w:before="80" w:after="80"/>
+        <w:ind w:left="144" w:right="144"/>
+        <w:jc w:val="left"/>
+        <w:shd w:val="clear" w:fill="FFF7E6"/>
+      </w:pPr>
+      <w:r>
+        <w:rPr>
+          <w:rFonts w:ascii="Malgun Gothic" w:hAnsi="Malgun Gothic"/>
+          <w:b/>
+          <w:i w:val="0"/>
+          <w:color w:val="8A1C00"/>
+          <w:sz w:val="17"/>
+        </w:rPr>
+        <w:t>✍️ 암기 한 문장: “법으로 되고, 땅이 되고, 돈이 되고, 그 중 제일 돈 되는 것”</w:t>
+      </w:r>
+    </w:p>
+    <w:p>
+      <w:pPr>
+        <w:spacing w:after="120"/>
+      </w:pPr>
+      <w:r>
+        <w:rPr>
+          <w:rFonts w:ascii="Malgun Gothic" w:hAnsi="Malgun Gothic"/>
+          <w:i/>
+          <w:color w:val="6B7A9A"/>
+          <w:sz w:val="14"/>
+        </w:rPr>
+        <w:t>— 답안에는 12살 비유 1줄 + 시험 포인트 3줄(정의·기출·계산) 구조로 쓰세요. 심사위원은 ‘비유 이해+전문 용어’ 둘 다 봅니다.</w:t>
+      </w:r>
+    </w:p>
+    <w:p>
+      <w:pPr>
+        <w:pStyle w:val="Heading2"/>
+        <w:spacing w:before="200" w:after="120"/>
+        <w:jc w:val="left"/>
+      </w:pPr>
+      <w:r>
+        <w:rPr>
+          <w:rFonts w:ascii="Malgun Gothic" w:hAnsi="Malgun Gothic"/>
+          <w:b/>
+          <w:color w:val="0B1A3A"/>
+          <w:sz w:val="22"/>
+        </w:rPr>
+        <w:t>08. 부동산 특성  —  시험 포인트: 총론 빈출 (부동성·개별성·영속성)</w:t>
+      </w:r>
+    </w:p>
+    <w:p>
+      <w:pPr>
+        <w:spacing w:before="80" w:after="80"/>
+        <w:ind w:left="144" w:right="144"/>
+        <w:jc w:val="left"/>
+        <w:shd w:val="clear" w:fill="E8F5E9"/>
+      </w:pPr>
+      <w:r>
+        <w:rPr>
+          <w:rFonts w:ascii="Malgun Gothic" w:hAnsi="Malgun Gothic"/>
+          <w:b w:val="0"/>
+          <w:i w:val="0"/>
+          <w:color w:val="2B4A00"/>
+          <w:sz w:val="16"/>
+        </w:rPr>
+        <w:t>🧒 12살 기억용: 부동산은 못 옮기고(부동성), 세상 같은 땅 없고(개별성), 땅은 안 없어짐(영속성) — 그래서 감정사가 필요.</w:t>
+      </w:r>
+    </w:p>
+    <w:p>
+      <w:r>
+        <w:rPr>
+          <w:rFonts w:ascii="Malgun Gothic" w:hAnsi="Malgun Gothic"/>
+          <w:i/>
+          <w:color w:val="0B6EFD"/>
+          <w:sz w:val="15"/>
+        </w:rPr>
+        <w:t>📖 시험 포인트 원문: 자연적 특성(부동·부증)과 인문적 특성(개별·용도 다양)으로 구분, 시장·정책에 영향.</w:t>
+      </w:r>
+    </w:p>
+    <w:p>
+      <w:pPr>
+        <w:pStyle w:val="ListBullet"/>
+        <w:spacing w:after="20"/>
+        <w:ind w:left="360"/>
+      </w:pPr>
+      <w:r>
+        <w:rPr>
+          <w:rFonts w:ascii="Malgun Gothic" w:hAnsi="Malgun Gothic"/>
+          <w:b w:val="0"/>
+          <w:color w:val="222222"/>
+          <w:sz w:val="16"/>
+        </w:rPr>
+        <w:t>정의: 부동성=위치 고정→지역성·외부효과 발생, 개별성=하나하나 비교 어렵→감정평가 필요성, 영속성=오래 간다→장기 투자·세금·등기 대상.</w:t>
+      </w:r>
+    </w:p>
+    <w:p>
+      <w:pPr>
+        <w:pStyle w:val="ListBullet"/>
+        <w:spacing w:after="20"/>
+        <w:ind w:left="360"/>
+      </w:pPr>
+      <w:r>
+        <w:rPr>
+          <w:rFonts w:ascii="Malgun Gothic" w:hAnsi="Malgun Gothic"/>
+          <w:b w:val="0"/>
+          <w:color w:val="222222"/>
+          <w:sz w:val="16"/>
+        </w:rPr>
+        <w:t>왜 중요한지: 부동산학 총론 첫 장. 특성→시장 특성(불완전 경쟁)→정책 필요성 논리 전개 출발점.</w:t>
+      </w:r>
+    </w:p>
+    <w:p>
+      <w:pPr>
+        <w:pStyle w:val="ListBullet"/>
+        <w:spacing w:after="20"/>
+        <w:ind w:left="360"/>
+      </w:pPr>
+      <w:r>
+        <w:rPr>
+          <w:rFonts w:ascii="Malgun Gothic" w:hAnsi="Malgun Gothic"/>
+          <w:b w:val="0"/>
+          <w:color w:val="222222"/>
+          <w:sz w:val="16"/>
+        </w:rPr>
+        <w:t>기출 패턴: “부동성으로 인한 부동산 시장 특성을 3가지 쓰시오”, “개별성이 감정평가에 미치는 영향” OX·서술 빈출.</w:t>
+      </w:r>
+    </w:p>
+    <w:p>
+      <w:pPr>
+        <w:pStyle w:val="ListBullet"/>
+        <w:spacing w:after="20"/>
+        <w:ind w:left="360"/>
+      </w:pPr>
+      <w:r>
+        <w:rPr>
+          <w:rFonts w:ascii="Malgun Gothic" w:hAnsi="Malgun Gothic"/>
+          <w:b w:val="0"/>
+          <w:color w:val="222222"/>
+          <w:sz w:val="16"/>
+        </w:rPr>
+        <w:t>예시: 같은 아파트도 층·향·뷰에 따라 가격 다름(개별성). 옆에 지하철 생기면 같이 오름(부동성→외부효과).</w:t>
+      </w:r>
+    </w:p>
+    <w:p>
+      <w:pPr>
+        <w:spacing w:before="80" w:after="80"/>
+        <w:ind w:left="144" w:right="144"/>
+        <w:jc w:val="left"/>
+        <w:shd w:val="clear" w:fill="FFF7E6"/>
+      </w:pPr>
+      <w:r>
+        <w:rPr>
+          <w:rFonts w:ascii="Malgun Gothic" w:hAnsi="Malgun Gothic"/>
+          <w:b/>
+          <w:i w:val="0"/>
+          <w:color w:val="8A1C00"/>
+          <w:sz w:val="17"/>
+        </w:rPr>
+        <w:t>✍️ 암기 한 문장: “못 옮겨서(부동) 다 달라서(개별) 오래 가서(영속) — 그래서 전문가가 재야 한다”</w:t>
+      </w:r>
+    </w:p>
+    <w:p>
+      <w:pPr>
+        <w:spacing w:after="120"/>
+      </w:pPr>
+      <w:r>
+        <w:rPr>
+          <w:rFonts w:ascii="Malgun Gothic" w:hAnsi="Malgun Gothic"/>
+          <w:i/>
+          <w:color w:val="6B7A9A"/>
+          <w:sz w:val="14"/>
+        </w:rPr>
+        <w:t>— 답안에는 12살 비유 1줄 + 시험 포인트 3줄(정의·기출·계산) 구조로 쓰세요. 심사위원은 ‘비유 이해+전문 용어’ 둘 다 봅니다.</w:t>
+      </w:r>
+    </w:p>
+    <w:p>
+      <w:pPr>
+        <w:pStyle w:val="Heading2"/>
+        <w:spacing w:before="200" w:after="120"/>
+        <w:jc w:val="left"/>
+      </w:pPr>
+      <w:r>
+        <w:rPr>
+          <w:rFonts w:ascii="Malgun Gothic" w:hAnsi="Malgun Gothic"/>
+          <w:b/>
+          <w:color w:val="0B1A3A"/>
+          <w:sz w:val="22"/>
+        </w:rPr>
+        <w:t>09. 외부효과  —  시험 포인트: 정(+)·부(-) 효과와 정책 연결</w:t>
+      </w:r>
+    </w:p>
+    <w:p>
+      <w:pPr>
+        <w:spacing w:before="80" w:after="80"/>
+        <w:ind w:left="144" w:right="144"/>
+        <w:jc w:val="left"/>
+        <w:shd w:val="clear" w:fill="E8F5E9"/>
+      </w:pPr>
+      <w:r>
+        <w:rPr>
+          <w:rFonts w:ascii="Malgun Gothic" w:hAnsi="Malgun Gothic"/>
+          <w:b w:val="0"/>
+          <w:i w:val="0"/>
+          <w:color w:val="2B4A00"/>
+          <w:sz w:val="16"/>
+        </w:rPr>
+        <w:t>🧒 12살 기억용: 옆에 공원·학교 생기면 내 집값↑(정의 외부효과), 옆에 쓰레기장·유흥가면 ↓(부의 외부효과).</w:t>
+      </w:r>
+    </w:p>
+    <w:p>
+      <w:r>
+        <w:rPr>
+          <w:rFonts w:ascii="Malgun Gothic" w:hAnsi="Malgun Gothic"/>
+          <w:i/>
+          <w:color w:val="0B6EFD"/>
+          <w:sz w:val="15"/>
+        </w:rPr>
+        <w:t>📖 시험 포인트 원문: 시장가격에 안 잡히는 이웃 영향. 정의 효과는 과소공급, 부의 효과는 과다발생 → 정부 개입 근거.</w:t>
+      </w:r>
+    </w:p>
+    <w:p>
+      <w:pPr>
+        <w:pStyle w:val="ListBullet"/>
+        <w:spacing w:after="20"/>
+        <w:ind w:left="360"/>
+      </w:pPr>
+      <w:r>
+        <w:rPr>
+          <w:rFonts w:ascii="Malgun Gothic" w:hAnsi="Malgun Gothic"/>
+          <w:b w:val="0"/>
+          <w:color w:val="222222"/>
+          <w:sz w:val="16"/>
+        </w:rPr>
+        <w:t>정의: 내 행위가 대가 없이 남에게 이익(정) 또는 손해(부)를 주는 것. 부동산은 부동성 때문에 외부효과가 극심.</w:t>
+      </w:r>
+    </w:p>
+    <w:p>
+      <w:pPr>
+        <w:pStyle w:val="ListBullet"/>
+        <w:spacing w:after="20"/>
+        <w:ind w:left="360"/>
+      </w:pPr>
+      <w:r>
+        <w:rPr>
+          <w:rFonts w:ascii="Malgun Gothic" w:hAnsi="Malgun Gothic"/>
+          <w:b w:val="0"/>
+          <w:color w:val="222222"/>
+          <w:sz w:val="16"/>
+        </w:rPr>
+        <w:t>왜 중요한지: “왜 정부가 용도지역·공원·규제를 만드나” 이유를 설명하는 핵심 논리. 경제학·부동산학 공통 빈출.</w:t>
+      </w:r>
+    </w:p>
+    <w:p>
+      <w:pPr>
+        <w:pStyle w:val="ListBullet"/>
+        <w:spacing w:after="20"/>
+        <w:ind w:left="360"/>
+      </w:pPr>
+      <w:r>
+        <w:rPr>
+          <w:rFonts w:ascii="Malgun Gothic" w:hAnsi="Malgun Gothic"/>
+          <w:b w:val="0"/>
+          <w:color w:val="222222"/>
+          <w:sz w:val="16"/>
+        </w:rPr>
+        <w:t>기출 패턴: “정의·부의 외부효과 사례 2개씩 + 내부화 방안(세금·보조금·규제) 서술” 10점. 국토계획법 연결 문제로 확장.</w:t>
+      </w:r>
+    </w:p>
+    <w:p>
+      <w:pPr>
+        <w:pStyle w:val="ListBullet"/>
+        <w:spacing w:after="20"/>
+        <w:ind w:left="360"/>
+      </w:pPr>
+      <w:r>
+        <w:rPr>
+          <w:rFonts w:ascii="Malgun Gothic" w:hAnsi="Malgun Gothic"/>
+          <w:b w:val="0"/>
+          <w:color w:val="222222"/>
+          <w:sz w:val="16"/>
+        </w:rPr>
+        <w:t>예시: 공장 매연(부) → 환경세·이전명령, 예쁜 가로수길(정) → 보조금·용적률 인센티브로 장려.</w:t>
+      </w:r>
+    </w:p>
+    <w:p>
+      <w:pPr>
+        <w:spacing w:before="80" w:after="80"/>
+        <w:ind w:left="144" w:right="144"/>
+        <w:jc w:val="left"/>
+        <w:shd w:val="clear" w:fill="FFF7E6"/>
+      </w:pPr>
+      <w:r>
+        <w:rPr>
+          <w:rFonts w:ascii="Malgun Gothic" w:hAnsi="Malgun Gothic"/>
+          <w:b/>
+          <w:i w:val="0"/>
+          <w:color w:val="8A1C00"/>
+          <w:sz w:val="17"/>
+        </w:rPr>
+        <w:t>✍️ 암기 한 문장: “좋은 이웃은 돈 되고, 나쁜 이웃은 돈 깎는다 — 그래서 나라가 나선다”</w:t>
+      </w:r>
+    </w:p>
+    <w:p>
+      <w:pPr>
+        <w:spacing w:after="120"/>
+      </w:pPr>
+      <w:r>
+        <w:rPr>
+          <w:rFonts w:ascii="Malgun Gothic" w:hAnsi="Malgun Gothic"/>
+          <w:i/>
+          <w:color w:val="6B7A9A"/>
+          <w:sz w:val="14"/>
+        </w:rPr>
+        <w:t>— 답안에는 12살 비유 1줄 + 시험 포인트 3줄(정의·기출·계산) 구조로 쓰세요. 심사위원은 ‘비유 이해+전문 용어’ 둘 다 봅니다.</w:t>
+      </w:r>
+    </w:p>
+    <w:p>
+      <w:pPr>
+        <w:pStyle w:val="Heading2"/>
+        <w:spacing w:before="200" w:after="120"/>
+        <w:jc w:val="left"/>
+      </w:pPr>
+      <w:r>
+        <w:rPr>
+          <w:rFonts w:ascii="Malgun Gothic" w:hAnsi="Malgun Gothic"/>
+          <w:b/>
+          <w:color w:val="0B1A3A"/>
+          <w:sz w:val="22"/>
+        </w:rPr>
+        <w:t>10. 지가공시  —  시험 포인트: 관계법규·보상법규 공통 기준</w:t>
+      </w:r>
+    </w:p>
+    <w:p>
+      <w:pPr>
+        <w:spacing w:before="80" w:after="80"/>
+        <w:ind w:left="144" w:right="144"/>
+        <w:jc w:val="left"/>
+        <w:shd w:val="clear" w:fill="E8F5E9"/>
+      </w:pPr>
+      <w:r>
+        <w:rPr>
+          <w:rFonts w:ascii="Malgun Gothic" w:hAnsi="Malgun Gothic"/>
+          <w:b w:val="0"/>
+          <w:i w:val="0"/>
+          <w:color w:val="2B4A00"/>
+          <w:sz w:val="16"/>
+        </w:rPr>
+        <w:t>🧒 12살 기억용: 나라가 매긴 땅 성적표 — 표준지공시지가(선생님 표본) → 개별공시지가(내 성적표).</w:t>
+      </w:r>
+    </w:p>
+    <w:p>
+      <w:r>
+        <w:rPr>
+          <w:rFonts w:ascii="Malgun Gothic" w:hAnsi="Malgun Gothic"/>
+          <w:i/>
+          <w:color w:val="0B6EFD"/>
+          <w:sz w:val="15"/>
+        </w:rPr>
+        <w:t>📖 시험 포인트 원문: 부동산 가격공시에 관한 법률. 국토부 표준지 → 시·군·구 개별지 공시. 세금·부담금·보상 모두 이걸로 시작.</w:t>
+      </w:r>
+    </w:p>
+    <w:p>
+      <w:pPr>
+        <w:pStyle w:val="ListBullet"/>
+        <w:spacing w:after="20"/>
+        <w:ind w:left="360"/>
+      </w:pPr>
+      <w:r>
+        <w:rPr>
+          <w:rFonts w:ascii="Malgun Gothic" w:hAnsi="Malgun Gothic"/>
+          <w:b w:val="0"/>
+          <w:color w:val="222222"/>
+          <w:sz w:val="16"/>
+        </w:rPr>
+        <w:t>정의: 표준지공시지가=국토부가 뽑은 대표 땅 50만 필지 기준가격, 개별공시지가=표준지 기준으로 시·군·구가 매기는 모든 필지 가격.</w:t>
+      </w:r>
+    </w:p>
+    <w:p>
+      <w:pPr>
+        <w:pStyle w:val="ListBullet"/>
+        <w:spacing w:after="20"/>
+        <w:ind w:left="360"/>
+      </w:pPr>
+      <w:r>
+        <w:rPr>
+          <w:rFonts w:ascii="Malgun Gothic" w:hAnsi="Malgun Gothic"/>
+          <w:b w:val="0"/>
+          <w:color w:val="222222"/>
+          <w:sz w:val="16"/>
+        </w:rPr>
+        <w:t>왜 중요한지: 공시지가가 세금(재산세·종부세), 부담금(개발부담금), 보상금 산정의 출발점. 1차 법규·2차 실무 공통 필수.</w:t>
+      </w:r>
+    </w:p>
+    <w:p>
+      <w:pPr>
+        <w:pStyle w:val="ListBullet"/>
+        <w:spacing w:after="20"/>
+        <w:ind w:left="360"/>
+      </w:pPr>
+      <w:r>
+        <w:rPr>
+          <w:rFonts w:ascii="Malgun Gothic" w:hAnsi="Malgun Gothic"/>
+          <w:b w:val="0"/>
+          <w:color w:val="222222"/>
+          <w:sz w:val="16"/>
+        </w:rPr>
+        <w:t>기출 패턴: “표준지 선정→평가→공시 절차 5단계”, “개별공시지가 이의신청 30일” 암기형 빈출. 보상평가에서 ‘공시지가 기준’ 오류가 최다 오답.</w:t>
+      </w:r>
+    </w:p>
+    <w:p>
+      <w:pPr>
+        <w:pStyle w:val="ListBullet"/>
+        <w:spacing w:after="20"/>
+        <w:ind w:left="360"/>
+      </w:pPr>
+      <w:r>
+        <w:rPr>
+          <w:rFonts w:ascii="Malgun Gothic" w:hAnsi="Malgun Gothic"/>
+          <w:b w:val="0"/>
+          <w:color w:val="222222"/>
+          <w:sz w:val="16"/>
+        </w:rPr>
+        <w:t>예시: 내 땅 개별공시지가 1,000만원/㎡ → 보상 시 이걸 기준으로 시점수정·개별요인 비교해 보상가액 산정.</w:t>
+      </w:r>
+    </w:p>
+    <w:p>
+      <w:pPr>
+        <w:spacing w:before="80" w:after="80"/>
+        <w:ind w:left="144" w:right="144"/>
+        <w:jc w:val="left"/>
+        <w:shd w:val="clear" w:fill="FFF7E6"/>
+      </w:pPr>
+      <w:r>
+        <w:rPr>
+          <w:rFonts w:ascii="Malgun Gothic" w:hAnsi="Malgun Gothic"/>
+          <w:b/>
+          <w:i w:val="0"/>
+          <w:color w:val="8A1C00"/>
+          <w:sz w:val="17"/>
+        </w:rPr>
+        <w:t>✍️ 암기 한 문장: “표준지가 선생님 답안지, 개별지가 내 답안지 — 둘 다 나라가 매긴다”</w:t>
+      </w:r>
+    </w:p>
+    <w:p>
+      <w:pPr>
+        <w:spacing w:after="120"/>
+      </w:pPr>
+      <w:r>
+        <w:rPr>
+          <w:rFonts w:ascii="Malgun Gothic" w:hAnsi="Malgun Gothic"/>
+          <w:i/>
+          <w:color w:val="6B7A9A"/>
+          <w:sz w:val="14"/>
+        </w:rPr>
+        <w:t>— 답안에는 12살 비유 1줄 + 시험 포인트 3줄(정의·기출·계산) 구조로 쓰세요. 심사위원은 ‘비유 이해+전문 용어’ 둘 다 봅니다.</w:t>
+      </w:r>
+    </w:p>
+    <w:p>
+      <w:pPr>
+        <w:pStyle w:val="Heading2"/>
+        <w:spacing w:before="200" w:after="120"/>
+        <w:jc w:val="left"/>
+      </w:pPr>
+      <w:r>
+        <w:rPr>
+          <w:rFonts w:ascii="Malgun Gothic" w:hAnsi="Malgun Gothic"/>
+          <w:b/>
+          <w:color w:val="0B1A3A"/>
+          <w:sz w:val="22"/>
+        </w:rPr>
+        <w:t>11. 개발이익  —  시험 포인트: 개발부담금 연결</w:t>
+      </w:r>
+    </w:p>
+    <w:p>
+      <w:pPr>
+        <w:spacing w:before="80" w:after="80"/>
+        <w:ind w:left="144" w:right="144"/>
+        <w:jc w:val="left"/>
+        <w:shd w:val="clear" w:fill="E8F5E9"/>
+      </w:pPr>
+      <w:r>
+        <w:rPr>
+          <w:rFonts w:ascii="Malgun Gothic" w:hAnsi="Malgun Gothic"/>
+          <w:b w:val="0"/>
+          <w:i w:val="0"/>
+          <w:color w:val="2B4A00"/>
+          <w:sz w:val="16"/>
+        </w:rPr>
+        <w:t>🧒 12살 기억용: 논에 아파트 지으면 생기는 레벨업 보너스 — 개발 전 5억 → 개발 후 20억 → 이익 15억 중 일부는 나라가 환수.</w:t>
+      </w:r>
+    </w:p>
+    <w:p>
+      <w:r>
+        <w:rPr>
+          <w:rFonts w:ascii="Malgun Gothic" w:hAnsi="Malgun Gothic"/>
+          <w:i/>
+          <w:color w:val="0B6EFD"/>
+          <w:sz w:val="15"/>
+        </w:rPr>
+        <w:t>📖 시험 포인트 원문: 개발이익환수에 관한 법률. 개발이익 = 종료시점 지가 – 개시시점 지가 – 개발비용 – 정상지가상승분.</w:t>
+      </w:r>
+    </w:p>
+    <w:p>
+      <w:pPr>
+        <w:pStyle w:val="ListBullet"/>
+        <w:spacing w:after="20"/>
+        <w:ind w:left="360"/>
+      </w:pPr>
+      <w:r>
+        <w:rPr>
+          <w:rFonts w:ascii="Malgun Gothic" w:hAnsi="Malgun Gothic"/>
+          <w:b w:val="0"/>
+          <w:color w:val="222222"/>
+          <w:sz w:val="16"/>
+        </w:rPr>
+        <w:t>정의: 인·허가·공사로 땅값이 뛴 부분(개발이익)은 소유자 노력만이 아니라 사회가 만든 가치 → 일부 환수 정당성.</w:t>
+      </w:r>
+    </w:p>
+    <w:p>
+      <w:pPr>
+        <w:pStyle w:val="ListBullet"/>
+        <w:spacing w:after="20"/>
+        <w:ind w:left="360"/>
+      </w:pPr>
+      <w:r>
+        <w:rPr>
+          <w:rFonts w:ascii="Malgun Gothic" w:hAnsi="Malgun Gothic"/>
+          <w:b w:val="0"/>
+          <w:color w:val="222222"/>
+          <w:sz w:val="16"/>
+        </w:rPr>
+        <w:t>왜 중요한지: 보상평가에서는 ‘개발이익 배제’가 원칙(내 돈 아닌 상승분은 보상 안 함)과 짝을 이룸. 부담금·보상 동시 빈출.</w:t>
+      </w:r>
+    </w:p>
+    <w:p>
+      <w:pPr>
+        <w:pStyle w:val="ListBullet"/>
+        <w:spacing w:after="20"/>
+        <w:ind w:left="360"/>
+      </w:pPr>
+      <w:r>
+        <w:rPr>
+          <w:rFonts w:ascii="Malgun Gothic" w:hAnsi="Malgun Gothic"/>
+          <w:b w:val="0"/>
+          <w:color w:val="222222"/>
+          <w:sz w:val="16"/>
+        </w:rPr>
+        <w:t>기출 패턴: “개발부담금 부과 대상 사업(택지 6,600㎡ 이상 등)”, “개발이익 산정식 4요소” 암기 8점 + 계산 12점.</w:t>
+      </w:r>
+    </w:p>
+    <w:p>
+      <w:pPr>
+        <w:pStyle w:val="ListBullet"/>
+        <w:spacing w:after="20"/>
+        <w:ind w:left="360"/>
+      </w:pPr>
+      <w:r>
+        <w:rPr>
+          <w:rFonts w:ascii="Malgun Gothic" w:hAnsi="Malgun Gothic"/>
+          <w:b w:val="0"/>
+          <w:color w:val="222222"/>
+          <w:sz w:val="16"/>
+        </w:rPr>
+        <w:t>예시: 논 5억 → 아파트 준공 후 20억, 공사비 8억, 정상상승 1억 → 개발이익 6억 × 부담률 25% = 1.5억 부담금.</w:t>
+      </w:r>
+    </w:p>
+    <w:p>
+      <w:pPr>
+        <w:spacing w:before="80" w:after="80"/>
+        <w:ind w:left="144" w:right="144"/>
+        <w:jc w:val="left"/>
+        <w:shd w:val="clear" w:fill="FFF7E6"/>
+      </w:pPr>
+      <w:r>
+        <w:rPr>
+          <w:rFonts w:ascii="Malgun Gothic" w:hAnsi="Malgun Gothic"/>
+          <w:b/>
+          <w:i w:val="0"/>
+          <w:color w:val="8A1C00"/>
+          <w:sz w:val="17"/>
+        </w:rPr>
+        <w:t>✍️ 암기 한 문장: “끝값 – 시작값 – 든 돈 – 그냥 오른 값 = 개발이익”</w:t>
+      </w:r>
+    </w:p>
+    <w:p>
+      <w:pPr>
+        <w:spacing w:after="120"/>
+      </w:pPr>
+      <w:r>
+        <w:rPr>
+          <w:rFonts w:ascii="Malgun Gothic" w:hAnsi="Malgun Gothic"/>
+          <w:i/>
+          <w:color w:val="6B7A9A"/>
+          <w:sz w:val="14"/>
+        </w:rPr>
+        <w:t>— 답안에는 12살 비유 1줄 + 시험 포인트 3줄(정의·기출·계산) 구조로 쓰세요. 심사위원은 ‘비유 이해+전문 용어’ 둘 다 봅니다.</w:t>
+      </w:r>
+    </w:p>
+    <w:p>
+      <w:pPr>
+        <w:pStyle w:val="Heading1"/>
+        <w:spacing w:before="200" w:after="120"/>
+        <w:jc w:val="left"/>
+      </w:pPr>
+      <w:r>
+        <w:rPr>
+          <w:rFonts w:ascii="Malgun Gothic" w:hAnsi="Malgun Gothic"/>
+          <w:b/>
+          <w:color w:val="0B1A3A"/>
+        </w:rPr>
+        <w:t>★ 개정 추가 2 — 시가주의 원칙 vs 예외 7가지 (서술형 만점 구조)</w:t>
+      </w:r>
+    </w:p>
+    <w:p>
+      <w:pPr>
+        <w:spacing w:before="80" w:after="80"/>
+        <w:ind w:left="144" w:right="144"/>
+        <w:jc w:val="left"/>
+        <w:shd w:val="clear" w:fill="EAF2FF"/>
+      </w:pPr>
+      <w:r>
+        <w:rPr>
+          <w:rFonts w:ascii="Malgun Gothic" w:hAnsi="Malgun Gothic"/>
+          <w:b w:val="0"/>
+          <w:i w:val="0"/>
+          <w:color w:val="1A3A5A"/>
+          <w:sz w:val="16"/>
+        </w:rPr>
+        <w:t>원칙을 먼저 한 문장으로 쓰고, 예외를 ‘왜 시가가 아닌가’ 이유와 짝지어 쓰면 서술 10점이 13점이 됩니다. 아래 표를 암기하세요 — 2차 이론·보상법규·세법에서 매년 1문항 이상 ‘예외’가 출제됩니다.</w:t>
+      </w:r>
+    </w:p>
+    <w:p>
+      <w:pPr>
+        <w:shd w:val="clear" w:fill="0B1A3A"/>
+        <w:spacing w:before="120" w:after="120"/>
+        <w:jc w:val="center"/>
+      </w:pPr>
+      <w:r>
+        <w:rPr>
+          <w:rFonts w:ascii="Malgun Gothic" w:hAnsi="Malgun Gothic"/>
+          <w:b/>
+          <w:color w:val="FFFFFF"/>
+          <w:sz w:val="18"/>
+        </w:rPr>
+        <w:t>원칙: 감정평가는 시장가치(정상가격) 기준 — 감정평가에 관한 규칙 제5조 / 상증세법 60조 ‘시가주의’</w:t>
+      </w:r>
+    </w:p>
+    <w:p>
+      <w:pPr>
+        <w:spacing w:before="80" w:after="80"/>
+        <w:ind w:left="144" w:right="144"/>
+        <w:jc w:val="left"/>
+        <w:shd w:val="clear" w:fill="F1F3F5"/>
+      </w:pPr>
+      <w:r>
+        <w:rPr>
+          <w:rFonts w:ascii="Malgun Gothic" w:hAnsi="Malgun Gothic"/>
+          <w:b w:val="0"/>
+          <w:i w:val="0"/>
+          <w:color w:val="333333"/>
+          <w:sz w:val="15"/>
+        </w:rPr>
+        <w:t>왜 원칙이 시가인가? — 시장 참여자 다수가 인정하는 객관적 교환가치가 가장 공정하고, 담보·거래·보상 모두 ‘지금 팔면 얼마’ 기준이 필요하기 때문. 2025두35499·2024두54348 판례도 ‘상속개시일부터 감정일까지 가격 변동 없으면 시가로 인정’이라며 시가주의 확인.</w:t>
+      </w:r>
+    </w:p>
+    <w:p>
+      <w:pPr>
+        <w:pStyle w:val="Heading2"/>
+        <w:spacing w:before="200" w:after="120"/>
+        <w:jc w:val="left"/>
+      </w:pPr>
+      <w:r>
+        <w:rPr>
+          <w:rFonts w:ascii="Malgun Gothic" w:hAnsi="Malgun Gothic"/>
+          <w:b/>
+          <w:color w:val="0B1A3A"/>
+          <w:sz w:val="22"/>
+        </w:rPr>
+        <w:t>예외 7가지 — ‘시가 아닌 가격’을 써야 하는 이유</w:t>
+      </w:r>
+    </w:p>
+    <w:p>
+      <w:pPr>
+        <w:spacing w:before="80" w:after="80"/>
+        <w:ind w:left="144" w:right="144"/>
+        <w:jc w:val="left"/>
+        <w:shd w:val="clear" w:fill="FFF7E6"/>
+      </w:pPr>
+      <w:r>
+        <w:rPr>
+          <w:rFonts w:ascii="Malgun Gothic" w:hAnsi="Malgun Gothic"/>
+          <w:b/>
+          <w:i w:val="0"/>
+          <w:color w:val="D46B08"/>
+          <w:sz w:val="16"/>
+        </w:rPr>
+        <w:t>키워드: 보상·담보·경매·청산·회계·세법·법정가격 — “보담경청회세법” 6글자로 외우세요.</w:t>
+      </w:r>
+    </w:p>
+    <w:tbl>
+      <w:tblPr>
+        <w:tblStyle w:val="LightGrid-Accent1"/>
+        <w:tblW w:type="auto" w:w="0"/>
+        <w:tblLayout w:type="autofit"/>
+        <w:tblLook w:firstColumn="1" w:firstRow="1" w:lastColumn="0" w:lastRow="0" w:noHBand="0" w:noVBand="1" w:val="04A0"/>
+      </w:tblPr>
+      <w:tblGrid>
+        <w:gridCol w:w="2664"/>
+        <w:gridCol w:w="2664"/>
+        <w:gridCol w:w="2664"/>
+        <w:gridCol w:w="2664"/>
+      </w:tblGrid>
+      <w:tr>
+        <w:tc>
+          <w:tcPr>
+            <w:tcW w:type="dxa" w:w="1872"/>
+            <w:shd w:val="clear" w:fill="0B1A3A"/>
+          </w:tcPr>
+          <w:p>
+            <w:pPr>
+              <w:spacing w:before="20" w:after="20"/>
+              <w:jc w:val="center"/>
+            </w:pPr>
+            <w:r/>
+            <w:r>
+              <w:rPr>
+                <w:rFonts w:ascii="Malgun Gothic" w:hAnsi="Malgun Gothic"/>
+                <w:b/>
+                <w:color w:val="FFFFFF"/>
+                <w:sz w:val="15"/>
+              </w:rPr>
+              <w:t>구분 (외울 말)</w:t>
+            </w:r>
+          </w:p>
+        </w:tc>
+        <w:tc>
+          <w:tcPr>
+            <w:tcW w:type="dxa" w:w="2160"/>
+            <w:shd w:val="clear" w:fill="0B1A3A"/>
+          </w:tcPr>
+          <w:p>
+            <w:pPr>
+              <w:spacing w:before="20" w:after="20"/>
+              <w:jc w:val="center"/>
+            </w:pPr>
+            <w:r/>
+            <w:r>
+              <w:rPr>
+                <w:rFonts w:ascii="Malgun Gothic" w:hAnsi="Malgun Gothic"/>
+                <w:b/>
+                <w:color w:val="FFFFFF"/>
+                <w:sz w:val="15"/>
+              </w:rPr>
+              <w:t>시가 대신 쓰는 가격</w:t>
+            </w:r>
+          </w:p>
+        </w:tc>
+        <w:tc>
+          <w:tcPr>
+            <w:tcW w:type="dxa" w:w="3168"/>
+            <w:shd w:val="clear" w:fill="0B1A3A"/>
+          </w:tcPr>
+          <w:p>
+            <w:pPr>
+              <w:spacing w:before="20" w:after="20"/>
+              <w:jc w:val="center"/>
+            </w:pPr>
+            <w:r/>
+            <w:r>
+              <w:rPr>
+                <w:rFonts w:ascii="Malgun Gothic" w:hAnsi="Malgun Gothic"/>
+                <w:b/>
+                <w:color w:val="FFFFFF"/>
+                <w:sz w:val="15"/>
+              </w:rPr>
+              <w:t>왜 예외인가 (이유)</w:t>
+            </w:r>
+          </w:p>
+        </w:tc>
+        <w:tc>
+          <w:tcPr>
+            <w:tcW w:type="dxa" w:w="2160"/>
+            <w:shd w:val="clear" w:fill="0B1A3A"/>
+          </w:tcPr>
+          <w:p>
+            <w:pPr>
+              <w:spacing w:before="20" w:after="20"/>
+              <w:jc w:val="center"/>
+            </w:pPr>
+            <w:r/>
+            <w:r>
+              <w:rPr>
+                <w:rFonts w:ascii="Malgun Gothic" w:hAnsi="Malgun Gothic"/>
+                <w:b/>
+                <w:color w:val="FFFFFF"/>
+                <w:sz w:val="15"/>
+              </w:rPr>
+              <w:t>기출 포인트</w:t>
+            </w:r>
+          </w:p>
+        </w:tc>
+      </w:tr>
+      <w:tr>
+        <w:tc>
+          <w:tcPr>
+            <w:tcW w:type="dxa" w:w="1872"/>
+            <w:shd w:val="clear" w:fill="EAF2FF"/>
+          </w:tcPr>
+          <w:p>
+            <w:pPr>
+              <w:spacing w:before="20" w:after="20"/>
+              <w:jc w:val="left"/>
+            </w:pPr>
+            <w:r/>
+            <w:r>
+              <w:rPr>
+                <w:rFonts w:ascii="Malgun Gothic" w:hAnsi="Malgun Gothic"/>
+                <w:b/>
+                <w:color w:val="0B1A3A"/>
+                <w:sz w:val="15"/>
+              </w:rPr>
+              <w:t>1. 공익사업 보상</w:t>
+            </w:r>
+          </w:p>
+        </w:tc>
+        <w:tc>
+          <w:tcPr>
+            <w:tcW w:type="dxa" w:w="2160"/>
+          </w:tcPr>
+          <w:p>
+            <w:pPr>
+              <w:spacing w:before="20" w:after="20"/>
+              <w:jc w:val="left"/>
+            </w:pPr>
+            <w:r/>
+            <w:r>
+              <w:rPr>
+                <w:rFonts w:ascii="Malgun Gothic" w:hAnsi="Malgun Gothic"/>
+                <w:b w:val="0"/>
+                <w:color w:val="1A1A1A"/>
+                <w:sz w:val="14"/>
+              </w:rPr>
+              <w:t>기준시점 보상가액</w:t>
+              <w:br/>
+              <w:t>(사업인정고시일 기준)</w:t>
+            </w:r>
+          </w:p>
+        </w:tc>
+        <w:tc>
+          <w:tcPr>
+            <w:tcW w:type="dxa" w:w="3168"/>
+          </w:tcPr>
+          <w:p>
+            <w:pPr>
+              <w:spacing w:before="20" w:after="20"/>
+              <w:jc w:val="left"/>
+            </w:pPr>
+            <w:r/>
+            <w:r>
+              <w:rPr>
+                <w:rFonts w:ascii="Malgun Gothic" w:hAnsi="Malgun Gothic"/>
+                <w:b w:val="0"/>
+                <w:sz w:val="14"/>
+              </w:rPr>
+              <w:t>사업 때문에 오른 값(개발이익)은 내 노력이 아님 → 배제. 어제 값으로 보상해야 공정</w:t>
+            </w:r>
+          </w:p>
+        </w:tc>
+        <w:tc>
+          <w:tcPr>
+            <w:tcW w:type="dxa" w:w="2160"/>
+          </w:tcPr>
+          <w:p>
+            <w:pPr>
+              <w:spacing w:before="20" w:after="20"/>
+              <w:jc w:val="left"/>
+            </w:pPr>
+            <w:r/>
+            <w:r>
+              <w:rPr>
+                <w:rFonts w:ascii="Malgun Gothic" w:hAnsi="Malgun Gothic"/>
+                <w:b w:val="0"/>
+                <w:color w:val="0B6EFD"/>
+                <w:sz w:val="14"/>
+              </w:rPr>
+              <w:t>토지보상법 70조. “개발이익 배제” 서술 단골. 2차 보상법규 50%</w:t>
+            </w:r>
+          </w:p>
+        </w:tc>
+      </w:tr>
+      <w:tr>
+        <w:tc>
+          <w:tcPr>
+            <w:tcW w:type="dxa" w:w="1872"/>
+            <w:shd w:val="clear" w:fill="EAF2FF"/>
+          </w:tcPr>
+          <w:p>
+            <w:pPr>
+              <w:spacing w:before="20" w:after="20"/>
+              <w:jc w:val="left"/>
+            </w:pPr>
+            <w:r/>
+            <w:r>
+              <w:rPr>
+                <w:rFonts w:ascii="Malgun Gothic" w:hAnsi="Malgun Gothic"/>
+                <w:b/>
+                <w:color w:val="0B1A3A"/>
+                <w:sz w:val="15"/>
+              </w:rPr>
+              <w:t>2. 담보 평가</w:t>
+            </w:r>
+          </w:p>
+        </w:tc>
+        <w:tc>
+          <w:tcPr>
+            <w:tcW w:type="dxa" w:w="2160"/>
+          </w:tcPr>
+          <w:p>
+            <w:pPr>
+              <w:spacing w:before="20" w:after="20"/>
+              <w:jc w:val="left"/>
+            </w:pPr>
+            <w:r/>
+            <w:r>
+              <w:rPr>
+                <w:rFonts w:ascii="Malgun Gothic" w:hAnsi="Malgun Gothic"/>
+                <w:b w:val="0"/>
+                <w:color w:val="1A1A1A"/>
+                <w:sz w:val="14"/>
+              </w:rPr>
+              <w:t>담보가치(처분가치)</w:t>
+              <w:br/>
+              <w:t>시가보다 낮게</w:t>
+            </w:r>
+          </w:p>
+        </w:tc>
+        <w:tc>
+          <w:tcPr>
+            <w:tcW w:type="dxa" w:w="3168"/>
+          </w:tcPr>
+          <w:p>
+            <w:pPr>
+              <w:spacing w:before="20" w:after="20"/>
+              <w:jc w:val="left"/>
+            </w:pPr>
+            <w:r/>
+            <w:r>
+              <w:rPr>
+                <w:rFonts w:ascii="Malgun Gothic" w:hAnsi="Malgun Gothic"/>
+                <w:b w:val="0"/>
+                <w:sz w:val="14"/>
+              </w:rPr>
+              <w:t>은행은 못 갚으면 빨리 팔아야 함 → 보수적·환가성 고려. 낙찰가율·유찰 고려</w:t>
+            </w:r>
+          </w:p>
+        </w:tc>
+        <w:tc>
+          <w:tcPr>
+            <w:tcW w:type="dxa" w:w="2160"/>
+          </w:tcPr>
+          <w:p>
+            <w:pPr>
+              <w:spacing w:before="20" w:after="20"/>
+              <w:jc w:val="left"/>
+            </w:pPr>
+            <w:r/>
+            <w:r>
+              <w:rPr>
+                <w:rFonts w:ascii="Malgun Gothic" w:hAnsi="Malgun Gothic"/>
+                <w:b w:val="0"/>
+                <w:color w:val="0B6EFD"/>
+                <w:sz w:val="14"/>
+              </w:rPr>
+              <w:t>감정평가 실무. “담보가치는 시장가치와 다르다” OX 빈출</w:t>
+            </w:r>
+          </w:p>
+        </w:tc>
+      </w:tr>
+      <w:tr>
+        <w:tc>
+          <w:tcPr>
+            <w:tcW w:type="dxa" w:w="1872"/>
+            <w:shd w:val="clear" w:fill="EAF2FF"/>
+          </w:tcPr>
+          <w:p>
+            <w:pPr>
+              <w:spacing w:before="20" w:after="20"/>
+              <w:jc w:val="left"/>
+            </w:pPr>
+            <w:r/>
+            <w:r>
+              <w:rPr>
+                <w:rFonts w:ascii="Malgun Gothic" w:hAnsi="Malgun Gothic"/>
+                <w:b/>
+                <w:color w:val="0B1A3A"/>
+                <w:sz w:val="15"/>
+              </w:rPr>
+              <w:t>3. 경매·공매</w:t>
+            </w:r>
+          </w:p>
+        </w:tc>
+        <w:tc>
+          <w:tcPr>
+            <w:tcW w:type="dxa" w:w="2160"/>
+          </w:tcPr>
+          <w:p>
+            <w:pPr>
+              <w:spacing w:before="20" w:after="20"/>
+              <w:jc w:val="left"/>
+            </w:pPr>
+            <w:r/>
+            <w:r>
+              <w:rPr>
+                <w:rFonts w:ascii="Malgun Gothic" w:hAnsi="Malgun Gothic"/>
+                <w:b w:val="0"/>
+                <w:color w:val="1A1A1A"/>
+                <w:sz w:val="14"/>
+              </w:rPr>
+              <w:t>최저매각가격</w:t>
+              <w:br/>
+              <w:t>시가×낙찰가율</w:t>
+            </w:r>
+          </w:p>
+        </w:tc>
+        <w:tc>
+          <w:tcPr>
+            <w:tcW w:type="dxa" w:w="3168"/>
+          </w:tcPr>
+          <w:p>
+            <w:pPr>
+              <w:spacing w:before="20" w:after="20"/>
+              <w:jc w:val="left"/>
+            </w:pPr>
+            <w:r/>
+            <w:r>
+              <w:rPr>
+                <w:rFonts w:ascii="Malgun Gothic" w:hAnsi="Malgun Gothic"/>
+                <w:b w:val="0"/>
+                <w:sz w:val="14"/>
+              </w:rPr>
+              <w:t>경매시장은 일반시장 아님(시간·정보 부족) → 할인 전제. 유찰될수록 더 깎임</w:t>
+            </w:r>
+          </w:p>
+        </w:tc>
+        <w:tc>
+          <w:tcPr>
+            <w:tcW w:type="dxa" w:w="2160"/>
+          </w:tcPr>
+          <w:p>
+            <w:pPr>
+              <w:spacing w:before="20" w:after="20"/>
+              <w:jc w:val="left"/>
+            </w:pPr>
+            <w:r/>
+            <w:r>
+              <w:rPr>
+                <w:rFonts w:ascii="Malgun Gothic" w:hAnsi="Malgun Gothic"/>
+                <w:b w:val="0"/>
+                <w:color w:val="0B6EFD"/>
+                <w:sz w:val="14"/>
+              </w:rPr>
+              <w:t>민사집행법. 최저매각가격 산정식 계산 10점</w:t>
+            </w:r>
+          </w:p>
+        </w:tc>
+      </w:tr>
+      <w:tr>
+        <w:tc>
+          <w:tcPr>
+            <w:tcW w:type="dxa" w:w="1872"/>
+            <w:shd w:val="clear" w:fill="EAF2FF"/>
+          </w:tcPr>
+          <w:p>
+            <w:pPr>
+              <w:spacing w:before="20" w:after="20"/>
+              <w:jc w:val="left"/>
+            </w:pPr>
+            <w:r/>
+            <w:r>
+              <w:rPr>
+                <w:rFonts w:ascii="Malgun Gothic" w:hAnsi="Malgun Gothic"/>
+                <w:b/>
+                <w:color w:val="0B1A3A"/>
+                <w:sz w:val="15"/>
+              </w:rPr>
+              <w:t>4. 청산·회생</w:t>
+            </w:r>
+          </w:p>
+        </w:tc>
+        <w:tc>
+          <w:tcPr>
+            <w:tcW w:type="dxa" w:w="2160"/>
+          </w:tcPr>
+          <w:p>
+            <w:pPr>
+              <w:spacing w:before="20" w:after="20"/>
+              <w:jc w:val="left"/>
+            </w:pPr>
+            <w:r/>
+            <w:r>
+              <w:rPr>
+                <w:rFonts w:ascii="Malgun Gothic" w:hAnsi="Malgun Gothic"/>
+                <w:b w:val="0"/>
+                <w:color w:val="1A1A1A"/>
+                <w:sz w:val="14"/>
+              </w:rPr>
+              <w:t>청산가치 / 계속기업가치</w:t>
+            </w:r>
+          </w:p>
+        </w:tc>
+        <w:tc>
+          <w:tcPr>
+            <w:tcW w:type="dxa" w:w="3168"/>
+          </w:tcPr>
+          <w:p>
+            <w:pPr>
+              <w:spacing w:before="20" w:after="20"/>
+              <w:jc w:val="left"/>
+            </w:pPr>
+            <w:r/>
+            <w:r>
+              <w:rPr>
+                <w:rFonts w:ascii="Malgun Gothic" w:hAnsi="Malgun Gothic"/>
+                <w:b w:val="0"/>
+                <w:sz w:val="14"/>
+              </w:rPr>
+              <w:t>망한 회사를 조각내 팔 때(청산) vs 살려서 벌 때(계속)는 ‘정상시장’ 전제가 무너짐</w:t>
+            </w:r>
+          </w:p>
+        </w:tc>
+        <w:tc>
+          <w:tcPr>
+            <w:tcW w:type="dxa" w:w="2160"/>
+          </w:tcPr>
+          <w:p>
+            <w:pPr>
+              <w:spacing w:before="20" w:after="20"/>
+              <w:jc w:val="left"/>
+            </w:pPr>
+            <w:r/>
+            <w:r>
+              <w:rPr>
+                <w:rFonts w:ascii="Malgun Gothic" w:hAnsi="Malgun Gothic"/>
+                <w:b w:val="0"/>
+                <w:color w:val="0B6EFD"/>
+                <w:sz w:val="14"/>
+              </w:rPr>
+              <w:t>회계·감정법규. “정상가격 아닌 제한가격” 개념 문제</w:t>
+            </w:r>
+          </w:p>
+        </w:tc>
+      </w:tr>
+      <w:tr>
+        <w:tc>
+          <w:tcPr>
+            <w:tcW w:type="dxa" w:w="1872"/>
+            <w:shd w:val="clear" w:fill="EAF2FF"/>
+          </w:tcPr>
+          <w:p>
+            <w:pPr>
+              <w:spacing w:before="20" w:after="20"/>
+              <w:jc w:val="left"/>
+            </w:pPr>
+            <w:r/>
+            <w:r>
+              <w:rPr>
+                <w:rFonts w:ascii="Malgun Gothic" w:hAnsi="Malgun Gothic"/>
+                <w:b/>
+                <w:color w:val="0B1A3A"/>
+                <w:sz w:val="15"/>
+              </w:rPr>
+              <w:t>5. 기업·무형자산</w:t>
+            </w:r>
+          </w:p>
+        </w:tc>
+        <w:tc>
+          <w:tcPr>
+            <w:tcW w:type="dxa" w:w="2160"/>
+          </w:tcPr>
+          <w:p>
+            <w:pPr>
+              <w:spacing w:before="20" w:after="20"/>
+              <w:jc w:val="left"/>
+            </w:pPr>
+            <w:r/>
+            <w:r>
+              <w:rPr>
+                <w:rFonts w:ascii="Malgun Gothic" w:hAnsi="Malgun Gothic"/>
+                <w:b w:val="0"/>
+                <w:color w:val="1A1A1A"/>
+                <w:sz w:val="14"/>
+              </w:rPr>
+              <w:t>투자가치·투자자별 가치</w:t>
+            </w:r>
+          </w:p>
+        </w:tc>
+        <w:tc>
+          <w:tcPr>
+            <w:tcW w:type="dxa" w:w="3168"/>
+          </w:tcPr>
+          <w:p>
+            <w:pPr>
+              <w:spacing w:before="20" w:after="20"/>
+              <w:jc w:val="left"/>
+            </w:pPr>
+            <w:r/>
+            <w:r>
+              <w:rPr>
+                <w:rFonts w:ascii="Malgun Gothic" w:hAnsi="Malgun Gothic"/>
+                <w:b w:val="0"/>
+                <w:sz w:val="14"/>
+              </w:rPr>
+              <w:t>사는 사람마다 효용이 다름(시너지). A에게는 10억, B에게는 15억 → 시장가치 1개 아님</w:t>
+            </w:r>
+          </w:p>
+        </w:tc>
+        <w:tc>
+          <w:tcPr>
+            <w:tcW w:type="dxa" w:w="2160"/>
+          </w:tcPr>
+          <w:p>
+            <w:pPr>
+              <w:spacing w:before="20" w:after="20"/>
+              <w:jc w:val="left"/>
+            </w:pPr>
+            <w:r/>
+            <w:r>
+              <w:rPr>
+                <w:rFonts w:ascii="Malgun Gothic" w:hAnsi="Malgun Gothic"/>
+                <w:b w:val="0"/>
+                <w:color w:val="0B6EFD"/>
+                <w:sz w:val="14"/>
+              </w:rPr>
+              <w:t>감정평가 실무. M&amp;A·영업권 평가에서 구분</w:t>
+            </w:r>
+          </w:p>
+        </w:tc>
+      </w:tr>
+      <w:tr>
+        <w:tc>
+          <w:tcPr>
+            <w:tcW w:type="dxa" w:w="1872"/>
+            <w:shd w:val="clear" w:fill="EAF2FF"/>
+          </w:tcPr>
+          <w:p>
+            <w:pPr>
+              <w:spacing w:before="20" w:after="20"/>
+              <w:jc w:val="left"/>
+            </w:pPr>
+            <w:r/>
+            <w:r>
+              <w:rPr>
+                <w:rFonts w:ascii="Malgun Gothic" w:hAnsi="Malgun Gothic"/>
+                <w:b/>
+                <w:color w:val="0B1A3A"/>
+                <w:sz w:val="15"/>
+              </w:rPr>
+              <w:t>6. 회계 장부가</w:t>
+            </w:r>
+          </w:p>
+        </w:tc>
+        <w:tc>
+          <w:tcPr>
+            <w:tcW w:type="dxa" w:w="2160"/>
+          </w:tcPr>
+          <w:p>
+            <w:pPr>
+              <w:spacing w:before="20" w:after="20"/>
+              <w:jc w:val="left"/>
+            </w:pPr>
+            <w:r/>
+            <w:r>
+              <w:rPr>
+                <w:rFonts w:ascii="Malgun Gothic" w:hAnsi="Malgun Gothic"/>
+                <w:b w:val="0"/>
+                <w:color w:val="1A1A1A"/>
+                <w:sz w:val="14"/>
+              </w:rPr>
+              <w:t>취득원가·장부가액</w:t>
+              <w:br/>
+              <w:t>감가상각 후 금액</w:t>
+            </w:r>
+          </w:p>
+        </w:tc>
+        <w:tc>
+          <w:tcPr>
+            <w:tcW w:type="dxa" w:w="3168"/>
+          </w:tcPr>
+          <w:p>
+            <w:pPr>
+              <w:spacing w:before="20" w:after="20"/>
+              <w:jc w:val="left"/>
+            </w:pPr>
+            <w:r/>
+            <w:r>
+              <w:rPr>
+                <w:rFonts w:ascii="Malgun Gothic" w:hAnsi="Malgun Gothic"/>
+                <w:b w:val="0"/>
+                <w:sz w:val="14"/>
+              </w:rPr>
+              <w:t>회계는 ‘지금 팔면 얼마’보다 ‘얼마에 샀고 얼마나 썼나’ 기록이 목적 → 취득원가주의</w:t>
+            </w:r>
+          </w:p>
+        </w:tc>
+        <w:tc>
+          <w:tcPr>
+            <w:tcW w:type="dxa" w:w="2160"/>
+          </w:tcPr>
+          <w:p>
+            <w:pPr>
+              <w:spacing w:before="20" w:after="20"/>
+              <w:jc w:val="left"/>
+            </w:pPr>
+            <w:r/>
+            <w:r>
+              <w:rPr>
+                <w:rFonts w:ascii="Malgun Gothic" w:hAnsi="Malgun Gothic"/>
+                <w:b w:val="0"/>
+                <w:color w:val="0B6EFD"/>
+                <w:sz w:val="14"/>
+              </w:rPr>
+              <w:t>회계학. “회계상 장부가 ≠ 감정평가액” 단골 OX</w:t>
+            </w:r>
+          </w:p>
+        </w:tc>
+      </w:tr>
+      <w:tr>
+        <w:tc>
+          <w:tcPr>
+            <w:tcW w:type="dxa" w:w="1872"/>
+            <w:shd w:val="clear" w:fill="EAF2FF"/>
+          </w:tcPr>
+          <w:p>
+            <w:pPr>
+              <w:spacing w:before="20" w:after="20"/>
+              <w:jc w:val="left"/>
+            </w:pPr>
+            <w:r/>
+            <w:r>
+              <w:rPr>
+                <w:rFonts w:ascii="Malgun Gothic" w:hAnsi="Malgun Gothic"/>
+                <w:b/>
+                <w:color w:val="0B1A3A"/>
+                <w:sz w:val="15"/>
+              </w:rPr>
+              <w:t>7. 세법·부담금</w:t>
+            </w:r>
+          </w:p>
+        </w:tc>
+        <w:tc>
+          <w:tcPr>
+            <w:tcW w:type="dxa" w:w="2160"/>
+          </w:tcPr>
+          <w:p>
+            <w:pPr>
+              <w:spacing w:before="20" w:after="20"/>
+              <w:jc w:val="left"/>
+            </w:pPr>
+            <w:r/>
+            <w:r>
+              <w:rPr>
+                <w:rFonts w:ascii="Malgun Gothic" w:hAnsi="Malgun Gothic"/>
+                <w:b w:val="0"/>
+                <w:color w:val="1A1A1A"/>
+                <w:sz w:val="14"/>
+              </w:rPr>
+              <w:t>공시가격·기준시가</w:t>
+              <w:br/>
+              <w:t>법정 가격</w:t>
+            </w:r>
+          </w:p>
+        </w:tc>
+        <w:tc>
+          <w:tcPr>
+            <w:tcW w:type="dxa" w:w="3168"/>
+          </w:tcPr>
+          <w:p>
+            <w:pPr>
+              <w:spacing w:before="20" w:after="20"/>
+              <w:jc w:val="left"/>
+            </w:pPr>
+            <w:r/>
+            <w:r>
+              <w:rPr>
+                <w:rFonts w:ascii="Malgun Gothic" w:hAnsi="Malgun Gothic"/>
+                <w:b w:val="0"/>
+                <w:sz w:val="14"/>
+              </w:rPr>
+              <w:t>세금은 매년 일일이 감정할 수 없음 → 나라가 정한 공시가격으로 통일·간편화</w:t>
+            </w:r>
+          </w:p>
+        </w:tc>
+        <w:tc>
+          <w:tcPr>
+            <w:tcW w:type="dxa" w:w="2160"/>
+          </w:tcPr>
+          <w:p>
+            <w:pPr>
+              <w:spacing w:before="20" w:after="20"/>
+              <w:jc w:val="left"/>
+            </w:pPr>
+            <w:r/>
+            <w:r>
+              <w:rPr>
+                <w:rFonts w:ascii="Malgun Gothic" w:hAnsi="Malgun Gothic"/>
+                <w:b w:val="0"/>
+                <w:color w:val="0B6EFD"/>
+                <w:sz w:val="14"/>
+              </w:rPr>
+              <w:t>상증세법 60조 보충적 평가, 종부세·개발부담금. 판례 2025두35499</w:t>
+            </w:r>
+          </w:p>
+        </w:tc>
+      </w:tr>
+    </w:tbl>
+    <w:p>
+      <w:pPr>
+        <w:spacing w:before="80" w:after="80"/>
+        <w:ind w:left="144" w:right="144"/>
+        <w:jc w:val="left"/>
+        <w:shd w:val="clear" w:fill="FFF7E6"/>
+      </w:pPr>
+      <w:r>
+        <w:rPr>
+          <w:rFonts w:ascii="Malgun Gothic" w:hAnsi="Malgun Gothic"/>
+          <w:b w:val="0"/>
+          <w:i w:val="0"/>
+          <w:color w:val="5F1C00"/>
+          <w:sz w:val="16"/>
+        </w:rPr>
+        <w:t>💡 서술 답안 공식 (그대로 쓰세요): “감정평가는 원칙적으로 시장가치(정상가격)를 기준으로 한다(규칙 5조). 다만 공익사업 보상·담보·경매·청산 등 정상적인 시장 전제가 무너지거나, 회계·세법 등 법령이 특별히 정한 경우에는 제한가격·담보가치·청산가치·공시가격 등 시가주의 예외 가격을 적용한다.” — 이 한 문단으로 5점 확보.</w:t>
+      </w:r>
+    </w:p>
+    <w:p>
+      <w:pPr>
+        <w:pStyle w:val="Heading2"/>
+        <w:spacing w:before="200" w:after="120"/>
+        <w:jc w:val="left"/>
+      </w:pPr>
+      <w:r>
+        <w:rPr>
+          <w:rFonts w:ascii="Malgun Gothic" w:hAnsi="Malgun Gothic"/>
+          <w:b/>
+          <w:color w:val="0B1A3A"/>
+          <w:sz w:val="20"/>
+        </w:rPr>
+        <w:t>헷갈리면 이렇게 구분 — OX 대비</w:t>
+      </w:r>
+    </w:p>
+    <w:p>
+      <w:pPr>
+        <w:pStyle w:val="ListBullet"/>
+        <w:ind w:left="288"/>
+      </w:pPr>
+      <w:r>
+        <w:rPr>
+          <w:rFonts w:ascii="Malgun Gothic" w:hAnsi="Malgun Gothic"/>
+          <w:sz w:val="16"/>
+        </w:rPr>
+        <w:t>“모든 감정평가는 반드시 시가로만 해야 한다” → X (예외 7가지 있음)</w:t>
+      </w:r>
+    </w:p>
+    <w:p>
+      <w:pPr>
+        <w:pStyle w:val="ListBullet"/>
+        <w:ind w:left="288"/>
+      </w:pPr>
+      <w:r>
+        <w:rPr>
+          <w:rFonts w:ascii="Malgun Gothic" w:hAnsi="Malgun Gothic"/>
+          <w:sz w:val="16"/>
+        </w:rPr>
+        <w:t>“보상평가는 개발이익을 포함한다” → X (배제한다 — 토지보상법 70조)</w:t>
+      </w:r>
+    </w:p>
+    <w:p>
+      <w:pPr>
+        <w:pStyle w:val="ListBullet"/>
+        <w:ind w:left="288"/>
+      </w:pPr>
+      <w:r>
+        <w:rPr>
+          <w:rFonts w:ascii="Malgun Gothic" w:hAnsi="Malgun Gothic"/>
+          <w:sz w:val="16"/>
+        </w:rPr>
+        <w:t>“담보가치는 시가보다 높게 잡는다” → X (보수적으로 낮게 잡는다)</w:t>
+      </w:r>
+    </w:p>
+    <w:p>
+      <w:pPr>
+        <w:pStyle w:val="ListBullet"/>
+        <w:ind w:left="288"/>
+      </w:pPr>
+      <w:r>
+        <w:rPr>
+          <w:rFonts w:ascii="Malgun Gothic" w:hAnsi="Malgun Gothic"/>
+          <w:sz w:val="16"/>
+        </w:rPr>
+        <w:t>“경매 최저매각가격 = 시가” → X (시가 × 낙찰가율·유찰 횟수 고려해 할인)</w:t>
+      </w:r>
+    </w:p>
+    <w:p>
+      <w:pPr>
+        <w:pStyle w:val="ListBullet"/>
+        <w:ind w:left="288"/>
+      </w:pPr>
+      <w:r>
+        <w:rPr>
+          <w:rFonts w:ascii="Malgun Gothic" w:hAnsi="Malgun Gothic"/>
+          <w:sz w:val="16"/>
+        </w:rPr>
+        <w:t>“회계 장부가 = 감정평가액” → X (목적이 다르다 — 기록 vs 시가)</w:t>
+      </w:r>
+    </w:p>
+    <w:p>
+      <w:pPr>
+        <w:spacing w:before="80" w:after="80"/>
+        <w:ind w:left="144" w:right="144"/>
+        <w:jc w:val="left"/>
+        <w:shd w:val="clear" w:fill="E8F5E9"/>
+      </w:pPr>
+      <w:r>
+        <w:rPr>
+          <w:rFonts w:ascii="Malgun Gothic" w:hAnsi="Malgun Gothic"/>
+          <w:b/>
+          <w:i w:val="0"/>
+          <w:color w:val="2B4A00"/>
+          <w:sz w:val="16"/>
+        </w:rPr>
+        <w:t>📌 12살 한 줄 요약: “원칙은 오늘 시세, 예외는 ‘빨리 팔아야 하거나·나라가 뺏거나·망했거나·세금 매길 때는’ 시세 말고 따로 정한 값 쓴다”</w:t>
+      </w:r>
+    </w:p>
+    <w:p>
+      <w:pPr>
+        <w:pStyle w:val="Heading1"/>
+        <w:spacing w:before="200" w:after="120"/>
+        <w:jc w:val="left"/>
+      </w:pPr>
+      <w:r>
+        <w:rPr>
+          <w:rFonts w:ascii="Malgun Gothic" w:hAnsi="Malgun Gothic"/>
+          <w:b/>
+          <w:color w:val="0B1A3A"/>
+        </w:rPr>
+        <w:t>✔ 12살 체크리스트 — 오늘 10개 외우기 (개정판용)</w:t>
+      </w:r>
+    </w:p>
+    <w:p>
+      <w:pPr>
+        <w:spacing w:before="80" w:after="80"/>
+        <w:ind w:left="144" w:right="144"/>
+        <w:jc w:val="left"/>
+        <w:shd w:val="clear" w:fill="FFF7E6"/>
+      </w:pPr>
+      <w:r>
+        <w:rPr>
+          <w:rFonts w:ascii="Malgun Gothic" w:hAnsi="Malgun Gothic"/>
+          <w:b w:val="0"/>
+          <w:i w:val="0"/>
+          <w:color w:val="5F3C00"/>
+          <w:sz w:val="15"/>
+        </w:rPr>
+        <w:t>왼쪽 가리고 말하기 → 맞추면 체크. 하루 10개, 6일이면 60개 끝. 개정 추가 11개 성명은 뒤에서 1개씩 소리 내어 읽고 암기 문장만 노트에 옮기세요.</w:t>
+      </w:r>
+    </w:p>
+    <w:p>
+      <w:pPr>
+        <w:spacing w:before="40" w:after="40"/>
+      </w:pPr>
+      <w:r>
+        <w:rPr>
+          <w:rFonts w:ascii="Malgun Gothic" w:hAnsi="Malgun Gothic"/>
+          <w:color w:val="444444"/>
+          <w:sz w:val="16"/>
+        </w:rPr>
+        <w:t>☐  01.  용어: ___________________    12살 설명: ________________________________________    암기 한 문장: ___________________________________</w:t>
+      </w:r>
+    </w:p>
+    <w:p>
+      <w:pPr>
+        <w:spacing w:before="40" w:after="40"/>
+      </w:pPr>
+      <w:r>
+        <w:rPr>
+          <w:rFonts w:ascii="Malgun Gothic" w:hAnsi="Malgun Gothic"/>
+          <w:color w:val="444444"/>
+          <w:sz w:val="16"/>
+        </w:rPr>
+        <w:t>☐  02.  용어: ___________________    12살 설명: ________________________________________    암기 한 문장: ___________________________________</w:t>
+      </w:r>
+    </w:p>
+    <w:p>
+      <w:pPr>
+        <w:spacing w:before="40" w:after="40"/>
+      </w:pPr>
+      <w:r>
+        <w:rPr>
+          <w:rFonts w:ascii="Malgun Gothic" w:hAnsi="Malgun Gothic"/>
+          <w:color w:val="444444"/>
+          <w:sz w:val="16"/>
+        </w:rPr>
+        <w:t>☐  03.  용어: ___________________    12살 설명: ________________________________________    암기 한 문장: ___________________________________</w:t>
+      </w:r>
+    </w:p>
+    <w:p>
+      <w:pPr>
+        <w:spacing w:before="40" w:after="40"/>
+      </w:pPr>
+      <w:r>
+        <w:rPr>
+          <w:rFonts w:ascii="Malgun Gothic" w:hAnsi="Malgun Gothic"/>
+          <w:color w:val="444444"/>
+          <w:sz w:val="16"/>
+        </w:rPr>
+        <w:t>☐  04.  용어: ___________________    12살 설명: ________________________________________    암기 한 문장: ___________________________________</w:t>
+      </w:r>
+    </w:p>
+    <w:p>
+      <w:pPr>
+        <w:spacing w:before="40" w:after="40"/>
+      </w:pPr>
+      <w:r>
+        <w:rPr>
+          <w:rFonts w:ascii="Malgun Gothic" w:hAnsi="Malgun Gothic"/>
+          <w:color w:val="444444"/>
+          <w:sz w:val="16"/>
+        </w:rPr>
+        <w:t>☐  05.  용어: ___________________    12살 설명: ________________________________________    암기 한 문장: ___________________________________</w:t>
+      </w:r>
+    </w:p>
+    <w:p>
+      <w:pPr>
+        <w:spacing w:before="40" w:after="40"/>
+      </w:pPr>
+      <w:r>
+        <w:rPr>
+          <w:rFonts w:ascii="Malgun Gothic" w:hAnsi="Malgun Gothic"/>
+          <w:color w:val="444444"/>
+          <w:sz w:val="16"/>
+        </w:rPr>
+        <w:t>☐  06.  용어: ___________________    12살 설명: ________________________________________    암기 한 문장: ___________________________________</w:t>
+      </w:r>
+    </w:p>
+    <w:p>
+      <w:pPr>
+        <w:spacing w:before="40" w:after="40"/>
+      </w:pPr>
+      <w:r>
+        <w:rPr>
+          <w:rFonts w:ascii="Malgun Gothic" w:hAnsi="Malgun Gothic"/>
+          <w:color w:val="444444"/>
+          <w:sz w:val="16"/>
+        </w:rPr>
+        <w:t>☐  07.  용어: ___________________    12살 설명: ________________________________________    암기 한 문장: ___________________________________</w:t>
+      </w:r>
+    </w:p>
+    <w:p>
+      <w:pPr>
+        <w:spacing w:before="40" w:after="40"/>
+      </w:pPr>
+      <w:r>
+        <w:rPr>
+          <w:rFonts w:ascii="Malgun Gothic" w:hAnsi="Malgun Gothic"/>
+          <w:color w:val="444444"/>
+          <w:sz w:val="16"/>
+        </w:rPr>
+        <w:t>☐  08.  용어: ___________________    12살 설명: ________________________________________    암기 한 문장: ___________________________________</w:t>
+      </w:r>
+    </w:p>
+    <w:p>
+      <w:pPr>
+        <w:spacing w:before="40" w:after="40"/>
+      </w:pPr>
+      <w:r>
+        <w:rPr>
+          <w:rFonts w:ascii="Malgun Gothic" w:hAnsi="Malgun Gothic"/>
+          <w:color w:val="444444"/>
+          <w:sz w:val="16"/>
+        </w:rPr>
+        <w:t>☐  09.  용어: ___________________    12살 설명: ________________________________________    암기 한 문장: ___________________________________</w:t>
+      </w:r>
+    </w:p>
+    <w:p>
+      <w:pPr>
+        <w:spacing w:before="40" w:after="40"/>
+      </w:pPr>
+      <w:r>
+        <w:rPr>
+          <w:rFonts w:ascii="Malgun Gothic" w:hAnsi="Malgun Gothic"/>
+          <w:color w:val="444444"/>
+          <w:sz w:val="16"/>
+        </w:rPr>
+        <w:t>☐  10.  용어: ___________________    12살 설명: ________________________________________    암기 한 문장: ___________________________________</w:t>
+      </w:r>
+    </w:p>
+    <w:p>
+      <w:pPr>
+        <w:spacing w:before="200"/>
+        <w:jc w:val="center"/>
+      </w:pPr>
+      <w:r>
+        <w:rPr>
+          <w:rFonts w:ascii="Malgun Gothic" w:hAnsi="Malgun Gothic"/>
+          <w:color w:val="6B7A9A"/>
+          <w:sz w:val="13"/>
+        </w:rPr>
+        <w:t>출처: TOOAI REA v2.23.2 · 12살 설명 검증 완료 · 개정 v2.1 (2026.10.23) · 위치: arena-code/docs/감정평가사_동차합격_패키지/01_용어집_12살.md + 본 개정 추가분</w:t>
+      </w:r>
+    </w:p>
+    <w:p>
+      <w:pPr>
+        <w:jc w:val="center"/>
+      </w:pPr>
+      <w:r>
+        <w:rPr>
+          <w:rFonts w:ascii="Malgun Gothic" w:hAnsi="Malgun Gothic"/>
+          <w:i/>
+          <w:color w:val="6B7A9A"/>
+          <w:sz w:val="13"/>
+        </w:rPr>
+        <w:t>무단 복제보다 ‘입으로 설명하기’가 합격 지름길 — REA 1층 설명 테스트</w:t>
       </w:r>
     </w:p>
     <w:sectPr>
       <w:pgSz w:w="12240" w:h="15840"/>
-      <w:pgMar w:top="720" w:right="864" w:bottom="720" w:left="864" w:header="720" w:footer="720" w:gutter="0"/>
+      <w:pgMar w:top="720" w:right="792" w:bottom="648" w:left="792" w:header="432" w:footer="432" w:gutter="0"/>
       <w:cols w:space="720"/>
       <w:docGrid w:linePitch="360"/>
     </w:sectPr>
@@ -4348,7 +7186,7 @@
     <w:qFormat/>
     <w:rsid w:val="00FC693F"/>
     <w:pPr>
-      <w:spacing w:line="312" w:lineRule="auto"/>
+      <w:spacing w:line="276" w:lineRule="auto" w:after="60"/>
     </w:pPr>
     <w:rPr>
       <w:rFonts w:ascii="Malgun Gothic" w:hAnsi="Malgun Gothic"/>
